--- a/week 3/Report.docx
+++ b/week 3/Report.docx
@@ -10,6 +10,7 @@
           <w:bCs/>
           <w:sz w:val="28"/>
           <w:szCs w:val="28"/>
+          <w:lang w:val="en-US"/>
         </w:rPr>
       </w:pPr>
       <w:r>
@@ -19,132 +20,89 @@
           <w:bCs/>
           <w:sz w:val="28"/>
           <w:szCs w:val="28"/>
-        </w:rPr>
-        <w:t xml:space="preserve">3. </w:t>
-      </w:r>
-      <w:r>
+          <w:lang w:val="en-US"/>
+        </w:rPr>
+        <w:t>3. Data Processing and Exploitation</w:t>
+      </w:r>
+    </w:p>
+    <w:p>
+      <w:pPr>
         <w:rPr>
           <w:rFonts w:ascii="Times New Roman" w:hAnsi="Times New Roman" w:cs="Times New Roman"/>
           <w:b/>
           <w:bCs/>
-          <w:sz w:val="28"/>
-          <w:szCs w:val="28"/>
-        </w:rPr>
-        <w:t xml:space="preserve">Data Processing </w:t>
-      </w:r>
-      <w:proofErr w:type="spellStart"/>
+          <w:lang w:val="en-US"/>
+        </w:rPr>
+      </w:pPr>
       <w:r>
         <w:rPr>
           <w:rFonts w:ascii="Times New Roman" w:hAnsi="Times New Roman" w:cs="Times New Roman"/>
           <w:b/>
           <w:bCs/>
-          <w:sz w:val="28"/>
-          <w:szCs w:val="28"/>
-        </w:rPr>
-        <w:t>and</w:t>
-      </w:r>
-      <w:proofErr w:type="spellEnd"/>
-      <w:r>
+          <w:lang w:val="en-US"/>
+        </w:rPr>
+        <w:t>1. Purpose</w:t>
+      </w:r>
+    </w:p>
+    <w:p>
+      <w:pPr>
+        <w:rPr>
+          <w:rFonts w:ascii="Times New Roman" w:hAnsi="Times New Roman" w:cs="Times New Roman"/>
+          <w:lang w:val="en-US"/>
+        </w:rPr>
+      </w:pPr>
+      <w:r>
+        <w:rPr>
+          <w:rFonts w:ascii="Times New Roman" w:hAnsi="Times New Roman" w:cs="Times New Roman"/>
+          <w:lang w:val="en-US"/>
+        </w:rPr>
+        <w:t>During the first week of the project, we established the Cyber Threat Intelligence foundation of the investigation, studied major DDoS attack types, and identified relevant threat sources and indicators.</w:t>
+      </w:r>
+    </w:p>
+    <w:p>
+      <w:pPr>
+        <w:rPr>
+          <w:rFonts w:ascii="Times New Roman" w:hAnsi="Times New Roman" w:cs="Times New Roman"/>
+          <w:lang w:val="en-US"/>
+        </w:rPr>
+      </w:pPr>
+      <w:r>
+        <w:rPr>
+          <w:rFonts w:ascii="Times New Roman" w:hAnsi="Times New Roman" w:cs="Times New Roman"/>
+          <w:lang w:val="en-US"/>
+        </w:rPr>
+        <w:t xml:space="preserve">During Week 2, we focused on collecting threat intelligence data related to DDoS and botnet infrastructure. The collected information included IP addresses, domains, URLs, hostnames, ASN information, network services, DNS-related information, and reputation data. </w:t>
+      </w:r>
+    </w:p>
+    <w:p>
+      <w:pPr>
+        <w:rPr>
+          <w:rFonts w:ascii="Times New Roman" w:hAnsi="Times New Roman" w:cs="Times New Roman"/>
+          <w:lang w:val="en-US"/>
+        </w:rPr>
+      </w:pPr>
+      <w:r>
+        <w:rPr>
+          <w:rFonts w:ascii="Times New Roman" w:hAnsi="Times New Roman" w:cs="Times New Roman"/>
+          <w:lang w:val="en-US"/>
+        </w:rPr>
+        <w:t>The purpose of Week 3 is to process the collected indicators, enrich them with additional threat intelligence information, and organize the resulting data in MISP.</w:t>
+      </w:r>
+    </w:p>
+    <w:p>
+      <w:pPr>
         <w:rPr>
           <w:rFonts w:ascii="Times New Roman" w:hAnsi="Times New Roman" w:cs="Times New Roman"/>
           <w:b/>
           <w:bCs/>
-          <w:sz w:val="28"/>
-          <w:szCs w:val="28"/>
-        </w:rPr>
-        <w:t xml:space="preserve"> </w:t>
-      </w:r>
-      <w:proofErr w:type="spellStart"/>
+          <w:lang w:val="en-US"/>
+        </w:rPr>
+      </w:pPr>
       <w:r>
         <w:rPr>
           <w:rFonts w:ascii="Times New Roman" w:hAnsi="Times New Roman" w:cs="Times New Roman"/>
           <w:b/>
           <w:bCs/>
-          <w:sz w:val="28"/>
-          <w:szCs w:val="28"/>
-        </w:rPr>
-        <w:t>Exploitation</w:t>
-      </w:r>
-      <w:proofErr w:type="spellEnd"/>
-    </w:p>
-    <w:p>
-      <w:pPr>
-        <w:rPr>
-          <w:rFonts w:ascii="Times New Roman" w:hAnsi="Times New Roman" w:cs="Times New Roman"/>
-          <w:b/>
-          <w:bCs/>
-          <w:lang w:val="en-US"/>
-        </w:rPr>
-      </w:pPr>
-      <w:r>
-        <w:rPr>
-          <w:rFonts w:ascii="Times New Roman" w:hAnsi="Times New Roman" w:cs="Times New Roman"/>
-          <w:b/>
-          <w:bCs/>
-          <w:lang w:val="en-US"/>
-        </w:rPr>
-        <w:t>1. Purpose</w:t>
-      </w:r>
-    </w:p>
-    <w:p>
-      <w:pPr>
-        <w:rPr>
-          <w:rFonts w:ascii="Times New Roman" w:hAnsi="Times New Roman" w:cs="Times New Roman"/>
-          <w:lang w:val="en-US"/>
-        </w:rPr>
-      </w:pPr>
-      <w:r>
-        <w:rPr>
-          <w:rFonts w:ascii="Times New Roman" w:hAnsi="Times New Roman" w:cs="Times New Roman"/>
-          <w:lang w:val="en-US"/>
-        </w:rPr>
-        <w:t>During the first week of the project, we established the Cyber Threat Intelligence foundation of the investigation, studied major DDoS attack types, and identified relevant threat sources and indicators.</w:t>
-      </w:r>
-    </w:p>
-    <w:p>
-      <w:pPr>
-        <w:rPr>
-          <w:rFonts w:ascii="Times New Roman" w:hAnsi="Times New Roman" w:cs="Times New Roman"/>
-          <w:lang w:val="en-US"/>
-        </w:rPr>
-      </w:pPr>
-      <w:r>
-        <w:rPr>
-          <w:rFonts w:ascii="Times New Roman" w:hAnsi="Times New Roman" w:cs="Times New Roman"/>
-          <w:lang w:val="en-US"/>
-        </w:rPr>
-        <w:t xml:space="preserve">During Week 2, we focused on collecting threat intelligence data related to DDoS and botnet infrastructure. The collected information included IP addresses, domains, URLs, hostnames, ASN information, network services, DNS-related information, and reputation data. </w:t>
-      </w:r>
-    </w:p>
-    <w:p>
-      <w:pPr>
-        <w:rPr>
-          <w:rFonts w:ascii="Times New Roman" w:hAnsi="Times New Roman" w:cs="Times New Roman"/>
-          <w:lang w:val="en-US"/>
-        </w:rPr>
-      </w:pPr>
-      <w:r>
-        <w:rPr>
-          <w:rFonts w:ascii="Times New Roman" w:hAnsi="Times New Roman" w:cs="Times New Roman"/>
-          <w:lang w:val="en-US"/>
-        </w:rPr>
-        <w:t>The purpose of Week 3 is to process the collected indicators, enrich them with additional threat intelligence information, and organize the resulting data in MISP.</w:t>
-      </w:r>
-    </w:p>
-    <w:p>
-      <w:pPr>
-        <w:rPr>
-          <w:rFonts w:ascii="Times New Roman" w:hAnsi="Times New Roman" w:cs="Times New Roman"/>
-          <w:b/>
-          <w:bCs/>
-          <w:lang w:val="en-US"/>
-        </w:rPr>
-      </w:pPr>
-      <w:r>
-        <w:rPr>
-          <w:rFonts w:ascii="Times New Roman" w:hAnsi="Times New Roman" w:cs="Times New Roman"/>
-          <w:b/>
-          <w:bCs/>
           <w:lang w:val="en-US"/>
         </w:rPr>
         <w:t>2. Data Processing Workflow</w:t>
@@ -177,10 +135,10 @@
         </w:rPr>
         <w:lastRenderedPageBreak/>
         <w:drawing>
-          <wp:inline distT="0" distB="0" distL="0" distR="0" wp14:anchorId="7A4B26A6" wp14:editId="5DFEBA88">
-            <wp:extent cx="5940425" cy="6392545"/>
-            <wp:effectExtent l="0" t="0" r="3175" b="8255"/>
-            <wp:docPr id="1705681814" name="Рисунок 1"/>
+          <wp:inline distT="0" distB="0" distL="0" distR="0" wp14:anchorId="29EFFC45" wp14:editId="3F2C6C48">
+            <wp:extent cx="5940425" cy="6148705"/>
+            <wp:effectExtent l="0" t="0" r="3175" b="4445"/>
+            <wp:docPr id="1277662107" name="Рисунок 1"/>
             <wp:cNvGraphicFramePr>
               <a:graphicFrameLocks xmlns:a="http://schemas.openxmlformats.org/drawingml/2006/main" noChangeAspect="1"/>
             </wp:cNvGraphicFramePr>
@@ -188,7 +146,7 @@
               <a:graphicData uri="http://schemas.openxmlformats.org/drawingml/2006/picture">
                 <pic:pic xmlns:pic="http://schemas.openxmlformats.org/drawingml/2006/picture">
                   <pic:nvPicPr>
-                    <pic:cNvPr id="1705681814" name=""/>
+                    <pic:cNvPr id="1277662107" name=""/>
                     <pic:cNvPicPr/>
                   </pic:nvPicPr>
                   <pic:blipFill>
@@ -200,7 +158,7 @@
                   <pic:spPr>
                     <a:xfrm>
                       <a:off x="0" y="0"/>
-                      <a:ext cx="5940425" cy="6392545"/>
+                      <a:ext cx="5940425" cy="6148705"/>
                     </a:xfrm>
                     <a:prstGeom prst="rect">
                       <a:avLst/>
@@ -217,30 +175,15 @@
       <w:pPr>
         <w:rPr>
           <w:rFonts w:ascii="Times New Roman" w:hAnsi="Times New Roman" w:cs="Times New Roman"/>
-        </w:rPr>
-      </w:pPr>
-      <w:r>
-        <w:rPr>
-          <w:rFonts w:ascii="Times New Roman" w:hAnsi="Times New Roman" w:cs="Times New Roman"/>
-          <w:lang w:val="en-US"/>
-        </w:rPr>
-        <w:t xml:space="preserve">The workflow represents the overall processing pipeline used in the DDoS Threat Intelligence project. The current implementation covers collection, indicator selection, enrichment using </w:t>
-      </w:r>
-      <w:proofErr w:type="spellStart"/>
-      <w:r>
-        <w:rPr>
-          <w:rFonts w:ascii="Times New Roman" w:hAnsi="Times New Roman" w:cs="Times New Roman"/>
-          <w:lang w:val="en-US"/>
-        </w:rPr>
-        <w:t>VirusTotal</w:t>
-      </w:r>
-      <w:proofErr w:type="spellEnd"/>
-      <w:r>
-        <w:rPr>
-          <w:rFonts w:ascii="Times New Roman" w:hAnsi="Times New Roman" w:cs="Times New Roman"/>
-          <w:lang w:val="en-US"/>
-        </w:rPr>
-        <w:t xml:space="preserve"> and Shodan, and importing the processed indicators into MISP.</w:t>
+          <w:lang w:val="en-US"/>
+        </w:rPr>
+      </w:pPr>
+      <w:r>
+        <w:rPr>
+          <w:rFonts w:ascii="Times New Roman" w:hAnsi="Times New Roman" w:cs="Times New Roman"/>
+          <w:lang w:val="en-US"/>
+        </w:rPr>
+        <w:t>The workflow represents the overall processing pipeline used in the DDoS Threat Intelligence project. The current implementation covers collection, indicator selection, enrichment using VirusTotal and Shodan, and importing the processed indicators into MISP.</w:t>
       </w:r>
     </w:p>
     <w:p>
@@ -287,49 +230,7 @@
         <w:rPr>
           <w:rFonts w:ascii="Times New Roman" w:hAnsi="Times New Roman" w:cs="Times New Roman"/>
         </w:rPr>
-        <w:t xml:space="preserve">The </w:t>
-      </w:r>
-      <w:proofErr w:type="spellStart"/>
-      <w:r>
-        <w:rPr>
-          <w:rFonts w:ascii="Times New Roman" w:hAnsi="Times New Roman" w:cs="Times New Roman"/>
-        </w:rPr>
-        <w:t>collected</w:t>
-      </w:r>
-      <w:proofErr w:type="spellEnd"/>
-      <w:r>
-        <w:rPr>
-          <w:rFonts w:ascii="Times New Roman" w:hAnsi="Times New Roman" w:cs="Times New Roman"/>
-        </w:rPr>
-        <w:t xml:space="preserve"> </w:t>
-      </w:r>
-      <w:proofErr w:type="spellStart"/>
-      <w:r>
-        <w:rPr>
-          <w:rFonts w:ascii="Times New Roman" w:hAnsi="Times New Roman" w:cs="Times New Roman"/>
-        </w:rPr>
-        <w:t>data</w:t>
-      </w:r>
-      <w:proofErr w:type="spellEnd"/>
-      <w:r>
-        <w:rPr>
-          <w:rFonts w:ascii="Times New Roman" w:hAnsi="Times New Roman" w:cs="Times New Roman"/>
-        </w:rPr>
-        <w:t xml:space="preserve"> </w:t>
-      </w:r>
-      <w:proofErr w:type="spellStart"/>
-      <w:r>
-        <w:rPr>
-          <w:rFonts w:ascii="Times New Roman" w:hAnsi="Times New Roman" w:cs="Times New Roman"/>
-        </w:rPr>
-        <w:t>includes</w:t>
-      </w:r>
-      <w:proofErr w:type="spellEnd"/>
-      <w:r>
-        <w:rPr>
-          <w:rFonts w:ascii="Times New Roman" w:hAnsi="Times New Roman" w:cs="Times New Roman"/>
-        </w:rPr>
-        <w:t>:</w:t>
+        <w:t>The collected data includes:</w:t>
       </w:r>
     </w:p>
     <w:p>
@@ -342,19 +243,11 @@
           <w:rFonts w:ascii="Times New Roman" w:hAnsi="Times New Roman" w:cs="Times New Roman"/>
         </w:rPr>
       </w:pPr>
-      <w:proofErr w:type="spellStart"/>
-      <w:r>
-        <w:rPr>
-          <w:rFonts w:ascii="Times New Roman" w:hAnsi="Times New Roman" w:cs="Times New Roman"/>
-        </w:rPr>
-        <w:t>domains</w:t>
-      </w:r>
-      <w:proofErr w:type="spellEnd"/>
-      <w:r>
-        <w:rPr>
-          <w:rFonts w:ascii="Times New Roman" w:hAnsi="Times New Roman" w:cs="Times New Roman"/>
-        </w:rPr>
-        <w:t xml:space="preserve">; </w:t>
+      <w:r>
+        <w:rPr>
+          <w:rFonts w:ascii="Times New Roman" w:hAnsi="Times New Roman" w:cs="Times New Roman"/>
+        </w:rPr>
+        <w:t xml:space="preserve">domains; </w:t>
       </w:r>
     </w:p>
     <w:p>
@@ -367,19 +260,11 @@
           <w:rFonts w:ascii="Times New Roman" w:hAnsi="Times New Roman" w:cs="Times New Roman"/>
         </w:rPr>
       </w:pPr>
-      <w:proofErr w:type="spellStart"/>
-      <w:r>
-        <w:rPr>
-          <w:rFonts w:ascii="Times New Roman" w:hAnsi="Times New Roman" w:cs="Times New Roman"/>
-        </w:rPr>
-        <w:t>URLs</w:t>
-      </w:r>
-      <w:proofErr w:type="spellEnd"/>
-      <w:r>
-        <w:rPr>
-          <w:rFonts w:ascii="Times New Roman" w:hAnsi="Times New Roman" w:cs="Times New Roman"/>
-        </w:rPr>
-        <w:t xml:space="preserve">; </w:t>
+      <w:r>
+        <w:rPr>
+          <w:rFonts w:ascii="Times New Roman" w:hAnsi="Times New Roman" w:cs="Times New Roman"/>
+        </w:rPr>
+        <w:t xml:space="preserve">URLs; </w:t>
       </w:r>
     </w:p>
     <w:p>
@@ -396,21 +281,7 @@
         <w:rPr>
           <w:rFonts w:ascii="Times New Roman" w:hAnsi="Times New Roman" w:cs="Times New Roman"/>
         </w:rPr>
-        <w:t xml:space="preserve">IP </w:t>
-      </w:r>
-      <w:proofErr w:type="spellStart"/>
-      <w:r>
-        <w:rPr>
-          <w:rFonts w:ascii="Times New Roman" w:hAnsi="Times New Roman" w:cs="Times New Roman"/>
-        </w:rPr>
-        <w:t>addresses</w:t>
-      </w:r>
-      <w:proofErr w:type="spellEnd"/>
-      <w:r>
-        <w:rPr>
-          <w:rFonts w:ascii="Times New Roman" w:hAnsi="Times New Roman" w:cs="Times New Roman"/>
-        </w:rPr>
-        <w:t xml:space="preserve">; </w:t>
+        <w:t xml:space="preserve">IP addresses; </w:t>
       </w:r>
     </w:p>
     <w:p>
@@ -423,33 +294,11 @@
           <w:rFonts w:ascii="Times New Roman" w:hAnsi="Times New Roman" w:cs="Times New Roman"/>
         </w:rPr>
       </w:pPr>
-      <w:proofErr w:type="spellStart"/>
-      <w:r>
-        <w:rPr>
-          <w:rFonts w:ascii="Times New Roman" w:hAnsi="Times New Roman" w:cs="Times New Roman"/>
-        </w:rPr>
-        <w:t>indicator</w:t>
-      </w:r>
-      <w:proofErr w:type="spellEnd"/>
-      <w:r>
-        <w:rPr>
-          <w:rFonts w:ascii="Times New Roman" w:hAnsi="Times New Roman" w:cs="Times New Roman"/>
-        </w:rPr>
-        <w:t xml:space="preserve"> </w:t>
-      </w:r>
-      <w:proofErr w:type="spellStart"/>
-      <w:r>
-        <w:rPr>
-          <w:rFonts w:ascii="Times New Roman" w:hAnsi="Times New Roman" w:cs="Times New Roman"/>
-        </w:rPr>
-        <w:t>type</w:t>
-      </w:r>
-      <w:proofErr w:type="spellEnd"/>
-      <w:r>
-        <w:rPr>
-          <w:rFonts w:ascii="Times New Roman" w:hAnsi="Times New Roman" w:cs="Times New Roman"/>
-        </w:rPr>
-        <w:t xml:space="preserve">; </w:t>
+      <w:r>
+        <w:rPr>
+          <w:rFonts w:ascii="Times New Roman" w:hAnsi="Times New Roman" w:cs="Times New Roman"/>
+        </w:rPr>
+        <w:t xml:space="preserve">indicator type; </w:t>
       </w:r>
     </w:p>
     <w:p>
@@ -462,20 +311,12 @@
           <w:rFonts w:ascii="Times New Roman" w:hAnsi="Times New Roman" w:cs="Times New Roman"/>
         </w:rPr>
       </w:pPr>
-      <w:proofErr w:type="spellStart"/>
       <w:r>
         <w:rPr>
           <w:rFonts w:ascii="Times New Roman" w:hAnsi="Times New Roman" w:cs="Times New Roman"/>
         </w:rPr>
         <w:lastRenderedPageBreak/>
-        <w:t>source</w:t>
-      </w:r>
-      <w:proofErr w:type="spellEnd"/>
-      <w:r>
-        <w:rPr>
-          <w:rFonts w:ascii="Times New Roman" w:hAnsi="Times New Roman" w:cs="Times New Roman"/>
-        </w:rPr>
-        <w:t xml:space="preserve">; </w:t>
+        <w:t xml:space="preserve">source; </w:t>
       </w:r>
     </w:p>
     <w:p>
@@ -488,33 +329,11 @@
           <w:rFonts w:ascii="Times New Roman" w:hAnsi="Times New Roman" w:cs="Times New Roman"/>
         </w:rPr>
       </w:pPr>
-      <w:proofErr w:type="spellStart"/>
-      <w:r>
-        <w:rPr>
-          <w:rFonts w:ascii="Times New Roman" w:hAnsi="Times New Roman" w:cs="Times New Roman"/>
-        </w:rPr>
-        <w:t>observation</w:t>
-      </w:r>
-      <w:proofErr w:type="spellEnd"/>
-      <w:r>
-        <w:rPr>
-          <w:rFonts w:ascii="Times New Roman" w:hAnsi="Times New Roman" w:cs="Times New Roman"/>
-        </w:rPr>
-        <w:t xml:space="preserve"> </w:t>
-      </w:r>
-      <w:proofErr w:type="spellStart"/>
-      <w:r>
-        <w:rPr>
-          <w:rFonts w:ascii="Times New Roman" w:hAnsi="Times New Roman" w:cs="Times New Roman"/>
-        </w:rPr>
-        <w:t>date</w:t>
-      </w:r>
-      <w:proofErr w:type="spellEnd"/>
-      <w:r>
-        <w:rPr>
-          <w:rFonts w:ascii="Times New Roman" w:hAnsi="Times New Roman" w:cs="Times New Roman"/>
-        </w:rPr>
-        <w:t xml:space="preserve">. </w:t>
+      <w:r>
+        <w:rPr>
+          <w:rFonts w:ascii="Times New Roman" w:hAnsi="Times New Roman" w:cs="Times New Roman"/>
+        </w:rPr>
+        <w:t xml:space="preserve">observation date. </w:t>
       </w:r>
     </w:p>
     <w:p>
@@ -542,33 +361,11 @@
           <w:rFonts w:ascii="Times New Roman" w:hAnsi="Times New Roman" w:cs="Times New Roman"/>
         </w:rPr>
       </w:pPr>
-      <w:proofErr w:type="spellStart"/>
-      <w:r>
-        <w:rPr>
-          <w:rFonts w:ascii="Times New Roman" w:hAnsi="Times New Roman" w:cs="Times New Roman"/>
-        </w:rPr>
-        <w:t>botnet</w:t>
-      </w:r>
-      <w:proofErr w:type="spellEnd"/>
-      <w:r>
-        <w:rPr>
-          <w:rFonts w:ascii="Times New Roman" w:hAnsi="Times New Roman" w:cs="Times New Roman"/>
-        </w:rPr>
-        <w:t xml:space="preserve"> </w:t>
-      </w:r>
-      <w:proofErr w:type="spellStart"/>
-      <w:r>
-        <w:rPr>
-          <w:rFonts w:ascii="Times New Roman" w:hAnsi="Times New Roman" w:cs="Times New Roman"/>
-        </w:rPr>
-        <w:t>malware</w:t>
-      </w:r>
-      <w:proofErr w:type="spellEnd"/>
-      <w:r>
-        <w:rPr>
-          <w:rFonts w:ascii="Times New Roman" w:hAnsi="Times New Roman" w:cs="Times New Roman"/>
-        </w:rPr>
-        <w:t xml:space="preserve">; </w:t>
+      <w:r>
+        <w:rPr>
+          <w:rFonts w:ascii="Times New Roman" w:hAnsi="Times New Roman" w:cs="Times New Roman"/>
+        </w:rPr>
+        <w:t xml:space="preserve">botnet malware; </w:t>
       </w:r>
     </w:p>
     <w:p>
@@ -581,33 +378,11 @@
           <w:rFonts w:ascii="Times New Roman" w:hAnsi="Times New Roman" w:cs="Times New Roman"/>
         </w:rPr>
       </w:pPr>
-      <w:proofErr w:type="spellStart"/>
-      <w:r>
-        <w:rPr>
-          <w:rFonts w:ascii="Times New Roman" w:hAnsi="Times New Roman" w:cs="Times New Roman"/>
-        </w:rPr>
-        <w:t>botnet</w:t>
-      </w:r>
-      <w:proofErr w:type="spellEnd"/>
-      <w:r>
-        <w:rPr>
-          <w:rFonts w:ascii="Times New Roman" w:hAnsi="Times New Roman" w:cs="Times New Roman"/>
-        </w:rPr>
-        <w:t xml:space="preserve"> </w:t>
-      </w:r>
-      <w:proofErr w:type="spellStart"/>
-      <w:r>
-        <w:rPr>
-          <w:rFonts w:ascii="Times New Roman" w:hAnsi="Times New Roman" w:cs="Times New Roman"/>
-        </w:rPr>
-        <w:t>loader</w:t>
-      </w:r>
-      <w:proofErr w:type="spellEnd"/>
-      <w:r>
-        <w:rPr>
-          <w:rFonts w:ascii="Times New Roman" w:hAnsi="Times New Roman" w:cs="Times New Roman"/>
-        </w:rPr>
-        <w:t xml:space="preserve">; </w:t>
+      <w:r>
+        <w:rPr>
+          <w:rFonts w:ascii="Times New Roman" w:hAnsi="Times New Roman" w:cs="Times New Roman"/>
+        </w:rPr>
+        <w:t xml:space="preserve">botnet loader; </w:t>
       </w:r>
     </w:p>
     <w:p>
@@ -620,50 +395,26 @@
           <w:rFonts w:ascii="Times New Roman" w:hAnsi="Times New Roman" w:cs="Times New Roman"/>
         </w:rPr>
       </w:pPr>
-      <w:proofErr w:type="spellStart"/>
-      <w:r>
-        <w:rPr>
-          <w:rFonts w:ascii="Times New Roman" w:hAnsi="Times New Roman" w:cs="Times New Roman"/>
-        </w:rPr>
-        <w:t>botnet</w:t>
-      </w:r>
-      <w:proofErr w:type="spellEnd"/>
-      <w:r>
-        <w:rPr>
-          <w:rFonts w:ascii="Times New Roman" w:hAnsi="Times New Roman" w:cs="Times New Roman"/>
-        </w:rPr>
-        <w:t xml:space="preserve"> URL. </w:t>
-      </w:r>
-    </w:p>
-    <w:p>
-      <w:pPr>
-        <w:rPr>
-          <w:rFonts w:ascii="Times New Roman" w:hAnsi="Times New Roman" w:cs="Times New Roman"/>
-          <w:lang w:val="en-US"/>
-        </w:rPr>
-      </w:pPr>
-      <w:r>
-        <w:rPr>
-          <w:rFonts w:ascii="Times New Roman" w:hAnsi="Times New Roman" w:cs="Times New Roman"/>
-          <w:lang w:val="en-US"/>
-        </w:rPr>
-        <w:t xml:space="preserve">The initial indicators were collected from </w:t>
-      </w:r>
-      <w:proofErr w:type="spellStart"/>
-      <w:r>
-        <w:rPr>
-          <w:rFonts w:ascii="Times New Roman" w:hAnsi="Times New Roman" w:cs="Times New Roman"/>
-          <w:lang w:val="en-US"/>
-        </w:rPr>
-        <w:t>ThreatFox</w:t>
-      </w:r>
-      <w:proofErr w:type="spellEnd"/>
-      <w:r>
-        <w:rPr>
-          <w:rFonts w:ascii="Times New Roman" w:hAnsi="Times New Roman" w:cs="Times New Roman"/>
-          <w:lang w:val="en-US"/>
-        </w:rPr>
-        <w:t>.</w:t>
+      <w:r>
+        <w:rPr>
+          <w:rFonts w:ascii="Times New Roman" w:hAnsi="Times New Roman" w:cs="Times New Roman"/>
+        </w:rPr>
+        <w:t xml:space="preserve">botnet URL. </w:t>
+      </w:r>
+    </w:p>
+    <w:p>
+      <w:pPr>
+        <w:rPr>
+          <w:rFonts w:ascii="Times New Roman" w:hAnsi="Times New Roman" w:cs="Times New Roman"/>
+          <w:lang w:val="en-US"/>
+        </w:rPr>
+      </w:pPr>
+      <w:r>
+        <w:rPr>
+          <w:rFonts w:ascii="Times New Roman" w:hAnsi="Times New Roman" w:cs="Times New Roman"/>
+          <w:lang w:val="en-US"/>
+        </w:rPr>
+        <w:t>The initial indicators were collected from ThreatFox.</w:t>
       </w:r>
     </w:p>
     <w:p>
@@ -732,23 +483,7 @@
           <w:rFonts w:ascii="Times New Roman" w:hAnsi="Times New Roman" w:cs="Times New Roman"/>
           <w:lang w:val="en-US"/>
         </w:rPr>
-        <w:t xml:space="preserve">The screenshot shows the original domain and URL indicators collected from </w:t>
-      </w:r>
-      <w:proofErr w:type="spellStart"/>
-      <w:r>
-        <w:rPr>
-          <w:rFonts w:ascii="Times New Roman" w:hAnsi="Times New Roman" w:cs="Times New Roman"/>
-          <w:lang w:val="en-US"/>
-        </w:rPr>
-        <w:t>ThreatFox</w:t>
-      </w:r>
-      <w:proofErr w:type="spellEnd"/>
-      <w:r>
-        <w:rPr>
-          <w:rFonts w:ascii="Times New Roman" w:hAnsi="Times New Roman" w:cs="Times New Roman"/>
-          <w:lang w:val="en-US"/>
-        </w:rPr>
-        <w:t>. Each record contains the indicator, its type, source, and date.</w:t>
+        <w:t>The screenshot shows the original domain and URL indicators collected from ThreatFox. Each record contains the indicator, its type, source, and date.</w:t>
       </w:r>
     </w:p>
     <w:p>
@@ -786,19 +521,8 @@
           <w:iCs/>
           <w:lang w:val="en-US"/>
         </w:rPr>
-        <w:t xml:space="preserve">Domain = </w:t>
-      </w:r>
-      <w:proofErr w:type="spellStart"/>
-      <w:r>
-        <w:rPr>
-          <w:rFonts w:ascii="Times New Roman" w:hAnsi="Times New Roman" w:cs="Times New Roman"/>
-          <w:i/>
-          <w:iCs/>
-          <w:lang w:val="en-US"/>
-        </w:rPr>
-        <w:t>viuc.iadou.icu</w:t>
-      </w:r>
-      <w:proofErr w:type="spellEnd"/>
+        <w:t>Domain = viuc.iadou.icu</w:t>
+      </w:r>
     </w:p>
     <w:p>
       <w:pPr>
@@ -835,19 +559,8 @@
           <w:iCs/>
           <w:lang w:val="en-US"/>
         </w:rPr>
-        <w:t xml:space="preserve">Source = </w:t>
-      </w:r>
-      <w:proofErr w:type="spellStart"/>
-      <w:r>
-        <w:rPr>
-          <w:rFonts w:ascii="Times New Roman" w:hAnsi="Times New Roman" w:cs="Times New Roman"/>
-          <w:i/>
-          <w:iCs/>
-          <w:lang w:val="en-US"/>
-        </w:rPr>
-        <w:t>ThreatFox</w:t>
-      </w:r>
-      <w:proofErr w:type="spellEnd"/>
+        <w:t>Source = ThreatFox</w:t>
+      </w:r>
     </w:p>
     <w:p>
       <w:pPr>
@@ -872,6 +585,7 @@
       <w:pPr>
         <w:rPr>
           <w:rFonts w:ascii="Times New Roman" w:hAnsi="Times New Roman" w:cs="Times New Roman"/>
+          <w:lang w:val="en-US"/>
         </w:rPr>
       </w:pPr>
       <w:r>
@@ -923,46 +637,28 @@
           <w:lang w:val="en-US"/>
         </w:rPr>
       </w:pPr>
-      <w:proofErr w:type="gramStart"/>
-      <w:r>
-        <w:rPr>
-          <w:rFonts w:ascii="Times New Roman" w:hAnsi="Times New Roman" w:cs="Times New Roman"/>
-          <w:lang w:val="en-US"/>
-        </w:rPr>
-        <w:t>Particular attention</w:t>
-      </w:r>
-      <w:proofErr w:type="gramEnd"/>
-      <w:r>
-        <w:rPr>
-          <w:rFonts w:ascii="Times New Roman" w:hAnsi="Times New Roman" w:cs="Times New Roman"/>
-          <w:lang w:val="en-US"/>
-        </w:rPr>
-        <w:t xml:space="preserve"> was given to indicators classified as:</w:t>
-      </w:r>
-    </w:p>
-    <w:p>
-      <w:pPr>
-        <w:rPr>
-          <w:rFonts w:ascii="Times New Roman" w:hAnsi="Times New Roman" w:cs="Times New Roman"/>
-          <w:lang w:val="en-US"/>
-        </w:rPr>
-      </w:pPr>
-      <w:proofErr w:type="spellStart"/>
+      <w:r>
+        <w:rPr>
+          <w:rFonts w:ascii="Times New Roman" w:hAnsi="Times New Roman" w:cs="Times New Roman"/>
+          <w:lang w:val="en-US"/>
+        </w:rPr>
+        <w:t>Particular attention was given to indicators classified as:</w:t>
+      </w:r>
+    </w:p>
+    <w:p>
+      <w:pPr>
+        <w:rPr>
+          <w:rFonts w:ascii="Times New Roman" w:hAnsi="Times New Roman" w:cs="Times New Roman"/>
+          <w:lang w:val="en-US"/>
+        </w:rPr>
+      </w:pPr>
       <w:r>
         <w:rPr>
           <w:rFonts w:ascii="Times New Roman" w:hAnsi="Times New Roman" w:cs="Times New Roman"/>
           <w:lang w:val="en-US"/>
         </w:rPr>
         <w:lastRenderedPageBreak/>
-        <w:t>ddos</w:t>
-      </w:r>
-      <w:proofErr w:type="spellEnd"/>
-      <w:r>
-        <w:rPr>
-          <w:rFonts w:ascii="Times New Roman" w:hAnsi="Times New Roman" w:cs="Times New Roman"/>
-          <w:lang w:val="en-US"/>
-        </w:rPr>
-        <w:t xml:space="preserve"> botnet c2</w:t>
+        <w:t>ddos botnet c2</w:t>
       </w:r>
     </w:p>
     <w:p>
@@ -1041,30 +737,15 @@
       <w:pPr>
         <w:rPr>
           <w:rFonts w:ascii="Times New Roman" w:hAnsi="Times New Roman" w:cs="Times New Roman"/>
-        </w:rPr>
-      </w:pPr>
-      <w:r>
-        <w:rPr>
-          <w:rFonts w:ascii="Times New Roman" w:hAnsi="Times New Roman" w:cs="Times New Roman"/>
-          <w:lang w:val="en-US"/>
-        </w:rPr>
-        <w:t xml:space="preserve">The dataset also contains indicators associated with </w:t>
-      </w:r>
-      <w:proofErr w:type="spellStart"/>
-      <w:r>
-        <w:rPr>
-          <w:rFonts w:ascii="Times New Roman" w:hAnsi="Times New Roman" w:cs="Times New Roman"/>
-          <w:lang w:val="en-US"/>
-        </w:rPr>
-        <w:t>Rondodox</w:t>
-      </w:r>
-      <w:proofErr w:type="spellEnd"/>
-      <w:r>
-        <w:rPr>
-          <w:rFonts w:ascii="Times New Roman" w:hAnsi="Times New Roman" w:cs="Times New Roman"/>
-          <w:lang w:val="en-US"/>
-        </w:rPr>
-        <w:t xml:space="preserve"> botnet infrastructure.</w:t>
+          <w:lang w:val="en-US"/>
+        </w:rPr>
+      </w:pPr>
+      <w:r>
+        <w:rPr>
+          <w:rFonts w:ascii="Times New Roman" w:hAnsi="Times New Roman" w:cs="Times New Roman"/>
+          <w:lang w:val="en-US"/>
+        </w:rPr>
+        <w:t>The dataset also contains indicators associated with Rondodox botnet infrastructure.</w:t>
       </w:r>
     </w:p>
     <w:p>
@@ -1254,58 +935,27 @@
           <w:iCs/>
           <w:lang w:val="en-US"/>
         </w:rPr>
-        <w:t xml:space="preserve">Type = </w:t>
-      </w:r>
-      <w:proofErr w:type="spellStart"/>
-      <w:r>
-        <w:rPr>
-          <w:rFonts w:ascii="Times New Roman" w:hAnsi="Times New Roman" w:cs="Times New Roman"/>
-          <w:i/>
-          <w:iCs/>
-          <w:lang w:val="en-US"/>
-        </w:rPr>
-        <w:t>ddos</w:t>
-      </w:r>
-      <w:proofErr w:type="spellEnd"/>
-      <w:r>
-        <w:rPr>
-          <w:rFonts w:ascii="Times New Roman" w:hAnsi="Times New Roman" w:cs="Times New Roman"/>
-          <w:i/>
-          <w:iCs/>
-          <w:lang w:val="en-US"/>
-        </w:rPr>
-        <w:t xml:space="preserve"> botnet c2</w:t>
-      </w:r>
-    </w:p>
-    <w:p>
-      <w:pPr>
-        <w:rPr>
-          <w:rFonts w:ascii="Times New Roman" w:hAnsi="Times New Roman" w:cs="Times New Roman"/>
-          <w:i/>
-          <w:iCs/>
-          <w:lang w:val="en-US"/>
-        </w:rPr>
-      </w:pPr>
-      <w:r>
-        <w:rPr>
-          <w:rFonts w:ascii="Times New Roman" w:hAnsi="Times New Roman" w:cs="Times New Roman"/>
-          <w:i/>
-          <w:iCs/>
-          <w:lang w:val="en-US"/>
-        </w:rPr>
-        <w:t xml:space="preserve">Source = </w:t>
-      </w:r>
-      <w:proofErr w:type="spellStart"/>
-      <w:r>
-        <w:rPr>
-          <w:rFonts w:ascii="Times New Roman" w:hAnsi="Times New Roman" w:cs="Times New Roman"/>
-          <w:i/>
-          <w:iCs/>
-          <w:lang w:val="en-US"/>
-        </w:rPr>
-        <w:t>ThreatFox</w:t>
-      </w:r>
-      <w:proofErr w:type="spellEnd"/>
+        <w:t>Type = ddos botnet c2</w:t>
+      </w:r>
+    </w:p>
+    <w:p>
+      <w:pPr>
+        <w:rPr>
+          <w:rFonts w:ascii="Times New Roman" w:hAnsi="Times New Roman" w:cs="Times New Roman"/>
+          <w:i/>
+          <w:iCs/>
+          <w:lang w:val="en-US"/>
+        </w:rPr>
+      </w:pPr>
+      <w:r>
+        <w:rPr>
+          <w:rFonts w:ascii="Times New Roman" w:hAnsi="Times New Roman" w:cs="Times New Roman"/>
+          <w:i/>
+          <w:iCs/>
+          <w:lang w:val="en-US"/>
+        </w:rPr>
+        <w:t>Source = ThreatFox</w:t>
+      </w:r>
     </w:p>
     <w:p>
       <w:pPr>
@@ -1331,6 +981,7 @@
       <w:pPr>
         <w:rPr>
           <w:rFonts w:ascii="Times New Roman" w:hAnsi="Times New Roman" w:cs="Times New Roman"/>
+          <w:lang w:val="en-US"/>
         </w:rPr>
       </w:pPr>
       <w:r>
@@ -1339,6 +990,24 @@
           <w:lang w:val="en-US"/>
         </w:rPr>
         <w:t>This classification provides the initial threat context for the indicator. However, it does not by itself prove that the IP address directly participated in a DDoS attack. The indicator is therefore used as a starting point for further investigation.</w:t>
+      </w:r>
+    </w:p>
+    <w:p>
+      <w:pPr>
+        <w:rPr>
+          <w:rFonts w:ascii="Times New Roman" w:hAnsi="Times New Roman" w:cs="Times New Roman"/>
+          <w:b/>
+          <w:bCs/>
+          <w:lang w:val="en-US"/>
+        </w:rPr>
+      </w:pPr>
+      <w:r>
+        <w:rPr>
+          <w:rFonts w:ascii="Times New Roman" w:hAnsi="Times New Roman" w:cs="Times New Roman"/>
+          <w:b/>
+          <w:bCs/>
+        </w:rPr>
+        <w:t>5. Pre-processing</w:t>
       </w:r>
     </w:p>
     <w:p>
@@ -1400,33 +1069,11 @@
           <w:rFonts w:ascii="Times New Roman" w:hAnsi="Times New Roman" w:cs="Times New Roman"/>
         </w:rPr>
       </w:pPr>
-      <w:proofErr w:type="spellStart"/>
-      <w:r>
-        <w:rPr>
-          <w:rFonts w:ascii="Times New Roman" w:hAnsi="Times New Roman" w:cs="Times New Roman"/>
-        </w:rPr>
-        <w:t>indicator</w:t>
-      </w:r>
-      <w:proofErr w:type="spellEnd"/>
-      <w:r>
-        <w:rPr>
-          <w:rFonts w:ascii="Times New Roman" w:hAnsi="Times New Roman" w:cs="Times New Roman"/>
-        </w:rPr>
-        <w:t xml:space="preserve"> </w:t>
-      </w:r>
-      <w:proofErr w:type="spellStart"/>
-      <w:r>
-        <w:rPr>
-          <w:rFonts w:ascii="Times New Roman" w:hAnsi="Times New Roman" w:cs="Times New Roman"/>
-        </w:rPr>
-        <w:t>type</w:t>
-      </w:r>
-      <w:proofErr w:type="spellEnd"/>
-      <w:r>
-        <w:rPr>
-          <w:rFonts w:ascii="Times New Roman" w:hAnsi="Times New Roman" w:cs="Times New Roman"/>
-        </w:rPr>
-        <w:t xml:space="preserve">; </w:t>
+      <w:r>
+        <w:rPr>
+          <w:rFonts w:ascii="Times New Roman" w:hAnsi="Times New Roman" w:cs="Times New Roman"/>
+        </w:rPr>
+        <w:t xml:space="preserve">indicator type; </w:t>
       </w:r>
     </w:p>
     <w:p>
@@ -1439,47 +1086,11 @@
           <w:rFonts w:ascii="Times New Roman" w:hAnsi="Times New Roman" w:cs="Times New Roman"/>
         </w:rPr>
       </w:pPr>
-      <w:proofErr w:type="spellStart"/>
-      <w:r>
-        <w:rPr>
-          <w:rFonts w:ascii="Times New Roman" w:hAnsi="Times New Roman" w:cs="Times New Roman"/>
-        </w:rPr>
-        <w:t>relevance</w:t>
-      </w:r>
-      <w:proofErr w:type="spellEnd"/>
-      <w:r>
-        <w:rPr>
-          <w:rFonts w:ascii="Times New Roman" w:hAnsi="Times New Roman" w:cs="Times New Roman"/>
-        </w:rPr>
-        <w:t xml:space="preserve"> </w:t>
-      </w:r>
-      <w:proofErr w:type="spellStart"/>
-      <w:r>
-        <w:rPr>
-          <w:rFonts w:ascii="Times New Roman" w:hAnsi="Times New Roman" w:cs="Times New Roman"/>
-        </w:rPr>
-        <w:t>to</w:t>
-      </w:r>
-      <w:proofErr w:type="spellEnd"/>
-      <w:r>
-        <w:rPr>
-          <w:rFonts w:ascii="Times New Roman" w:hAnsi="Times New Roman" w:cs="Times New Roman"/>
-        </w:rPr>
-        <w:t xml:space="preserve"> </w:t>
-      </w:r>
-      <w:proofErr w:type="spellStart"/>
-      <w:r>
-        <w:rPr>
-          <w:rFonts w:ascii="Times New Roman" w:hAnsi="Times New Roman" w:cs="Times New Roman"/>
-        </w:rPr>
-        <w:t>DDoS</w:t>
-      </w:r>
-      <w:proofErr w:type="spellEnd"/>
-      <w:r>
-        <w:rPr>
-          <w:rFonts w:ascii="Times New Roman" w:hAnsi="Times New Roman" w:cs="Times New Roman"/>
-        </w:rPr>
-        <w:t xml:space="preserve">; </w:t>
+      <w:r>
+        <w:rPr>
+          <w:rFonts w:ascii="Times New Roman" w:hAnsi="Times New Roman" w:cs="Times New Roman"/>
+        </w:rPr>
+        <w:t xml:space="preserve">relevance to DDoS; </w:t>
       </w:r>
     </w:p>
     <w:p>
@@ -1492,19 +1103,11 @@
           <w:rFonts w:ascii="Times New Roman" w:hAnsi="Times New Roman" w:cs="Times New Roman"/>
         </w:rPr>
       </w:pPr>
-      <w:proofErr w:type="spellStart"/>
-      <w:r>
-        <w:rPr>
-          <w:rFonts w:ascii="Times New Roman" w:hAnsi="Times New Roman" w:cs="Times New Roman"/>
-        </w:rPr>
-        <w:t>source</w:t>
-      </w:r>
-      <w:proofErr w:type="spellEnd"/>
-      <w:r>
-        <w:rPr>
-          <w:rFonts w:ascii="Times New Roman" w:hAnsi="Times New Roman" w:cs="Times New Roman"/>
-        </w:rPr>
-        <w:t xml:space="preserve">; </w:t>
+      <w:r>
+        <w:rPr>
+          <w:rFonts w:ascii="Times New Roman" w:hAnsi="Times New Roman" w:cs="Times New Roman"/>
+        </w:rPr>
+        <w:t xml:space="preserve">source; </w:t>
       </w:r>
     </w:p>
     <w:p>
@@ -1517,33 +1120,11 @@
           <w:rFonts w:ascii="Times New Roman" w:hAnsi="Times New Roman" w:cs="Times New Roman"/>
         </w:rPr>
       </w:pPr>
-      <w:proofErr w:type="spellStart"/>
-      <w:r>
-        <w:rPr>
-          <w:rFonts w:ascii="Times New Roman" w:hAnsi="Times New Roman" w:cs="Times New Roman"/>
-        </w:rPr>
-        <w:t>observation</w:t>
-      </w:r>
-      <w:proofErr w:type="spellEnd"/>
-      <w:r>
-        <w:rPr>
-          <w:rFonts w:ascii="Times New Roman" w:hAnsi="Times New Roman" w:cs="Times New Roman"/>
-        </w:rPr>
-        <w:t xml:space="preserve"> </w:t>
-      </w:r>
-      <w:proofErr w:type="spellStart"/>
-      <w:r>
-        <w:rPr>
-          <w:rFonts w:ascii="Times New Roman" w:hAnsi="Times New Roman" w:cs="Times New Roman"/>
-        </w:rPr>
-        <w:t>date</w:t>
-      </w:r>
-      <w:proofErr w:type="spellEnd"/>
-      <w:r>
-        <w:rPr>
-          <w:rFonts w:ascii="Times New Roman" w:hAnsi="Times New Roman" w:cs="Times New Roman"/>
-        </w:rPr>
-        <w:t xml:space="preserve">; </w:t>
+      <w:r>
+        <w:rPr>
+          <w:rFonts w:ascii="Times New Roman" w:hAnsi="Times New Roman" w:cs="Times New Roman"/>
+        </w:rPr>
+        <w:t xml:space="preserve">observation date; </w:t>
       </w:r>
     </w:p>
     <w:p>
@@ -1556,33 +1137,11 @@
           <w:rFonts w:ascii="Times New Roman" w:hAnsi="Times New Roman" w:cs="Times New Roman"/>
         </w:rPr>
       </w:pPr>
-      <w:proofErr w:type="spellStart"/>
-      <w:r>
-        <w:rPr>
-          <w:rFonts w:ascii="Times New Roman" w:hAnsi="Times New Roman" w:cs="Times New Roman"/>
-        </w:rPr>
-        <w:t>available</w:t>
-      </w:r>
-      <w:proofErr w:type="spellEnd"/>
-      <w:r>
-        <w:rPr>
-          <w:rFonts w:ascii="Times New Roman" w:hAnsi="Times New Roman" w:cs="Times New Roman"/>
-        </w:rPr>
-        <w:t xml:space="preserve"> </w:t>
-      </w:r>
-      <w:proofErr w:type="spellStart"/>
-      <w:r>
-        <w:rPr>
-          <w:rFonts w:ascii="Times New Roman" w:hAnsi="Times New Roman" w:cs="Times New Roman"/>
-        </w:rPr>
-        <w:t>context</w:t>
-      </w:r>
-      <w:proofErr w:type="spellEnd"/>
-      <w:r>
-        <w:rPr>
-          <w:rFonts w:ascii="Times New Roman" w:hAnsi="Times New Roman" w:cs="Times New Roman"/>
-        </w:rPr>
-        <w:t xml:space="preserve">; </w:t>
+      <w:r>
+        <w:rPr>
+          <w:rFonts w:ascii="Times New Roman" w:hAnsi="Times New Roman" w:cs="Times New Roman"/>
+        </w:rPr>
+        <w:t xml:space="preserve">available context; </w:t>
       </w:r>
     </w:p>
     <w:p>
@@ -1595,33 +1154,11 @@
           <w:rFonts w:ascii="Times New Roman" w:hAnsi="Times New Roman" w:cs="Times New Roman"/>
         </w:rPr>
       </w:pPr>
-      <w:proofErr w:type="spellStart"/>
-      <w:r>
-        <w:rPr>
-          <w:rFonts w:ascii="Times New Roman" w:hAnsi="Times New Roman" w:cs="Times New Roman"/>
-        </w:rPr>
-        <w:t>duplicate</w:t>
-      </w:r>
-      <w:proofErr w:type="spellEnd"/>
-      <w:r>
-        <w:rPr>
-          <w:rFonts w:ascii="Times New Roman" w:hAnsi="Times New Roman" w:cs="Times New Roman"/>
-        </w:rPr>
-        <w:t xml:space="preserve"> </w:t>
-      </w:r>
-      <w:proofErr w:type="spellStart"/>
-      <w:r>
-        <w:rPr>
-          <w:rFonts w:ascii="Times New Roman" w:hAnsi="Times New Roman" w:cs="Times New Roman"/>
-        </w:rPr>
-        <w:t>indicators</w:t>
-      </w:r>
-      <w:proofErr w:type="spellEnd"/>
-      <w:r>
-        <w:rPr>
-          <w:rFonts w:ascii="Times New Roman" w:hAnsi="Times New Roman" w:cs="Times New Roman"/>
-        </w:rPr>
-        <w:t xml:space="preserve">. </w:t>
+      <w:r>
+        <w:rPr>
+          <w:rFonts w:ascii="Times New Roman" w:hAnsi="Times New Roman" w:cs="Times New Roman"/>
+        </w:rPr>
+        <w:t xml:space="preserve">duplicate indicators. </w:t>
       </w:r>
     </w:p>
     <w:p>
@@ -1667,25 +1204,14 @@
           <w:lang w:val="en-US"/>
         </w:rPr>
       </w:pPr>
-      <w:proofErr w:type="spellStart"/>
-      <w:r>
-        <w:rPr>
-          <w:rFonts w:ascii="Times New Roman" w:hAnsi="Times New Roman" w:cs="Times New Roman"/>
-          <w:i/>
-          <w:iCs/>
-          <w:lang w:val="en-US"/>
-        </w:rPr>
-        <w:t>ddos</w:t>
-      </w:r>
-      <w:proofErr w:type="spellEnd"/>
-      <w:r>
-        <w:rPr>
-          <w:rFonts w:ascii="Times New Roman" w:hAnsi="Times New Roman" w:cs="Times New Roman"/>
-          <w:i/>
-          <w:iCs/>
-          <w:lang w:val="en-US"/>
-        </w:rPr>
-        <w:t xml:space="preserve"> botnet c2</w:t>
+      <w:r>
+        <w:rPr>
+          <w:rFonts w:ascii="Times New Roman" w:hAnsi="Times New Roman" w:cs="Times New Roman"/>
+          <w:i/>
+          <w:iCs/>
+          <w:lang w:val="en-US"/>
+        </w:rPr>
+        <w:t>ddos botnet c2</w:t>
       </w:r>
     </w:p>
     <w:p>
@@ -1716,25 +1242,14 @@
           <w:lang w:val="en-US"/>
         </w:rPr>
       </w:pPr>
-      <w:proofErr w:type="spellStart"/>
-      <w:r>
-        <w:rPr>
-          <w:rFonts w:ascii="Times New Roman" w:hAnsi="Times New Roman" w:cs="Times New Roman"/>
-          <w:i/>
-          <w:iCs/>
-          <w:lang w:val="en-US"/>
-        </w:rPr>
-        <w:t>rondodox</w:t>
-      </w:r>
-      <w:proofErr w:type="spellEnd"/>
-      <w:r>
-        <w:rPr>
-          <w:rFonts w:ascii="Times New Roman" w:hAnsi="Times New Roman" w:cs="Times New Roman"/>
-          <w:i/>
-          <w:iCs/>
-          <w:lang w:val="en-US"/>
-        </w:rPr>
-        <w:t xml:space="preserve"> botnet</w:t>
+      <w:r>
+        <w:rPr>
+          <w:rFonts w:ascii="Times New Roman" w:hAnsi="Times New Roman" w:cs="Times New Roman"/>
+          <w:i/>
+          <w:iCs/>
+          <w:lang w:val="en-US"/>
+        </w:rPr>
+        <w:t>rondodox botnet</w:t>
       </w:r>
     </w:p>
     <w:p>
@@ -1802,23 +1317,7 @@
           <w:rFonts w:ascii="Times New Roman" w:hAnsi="Times New Roman" w:cs="Times New Roman"/>
           <w:lang w:val="en-US"/>
         </w:rPr>
-        <w:t xml:space="preserve">This follows the course approach that data collection should be driven </w:t>
-      </w:r>
-      <w:proofErr w:type="gramStart"/>
-      <w:r>
-        <w:rPr>
-          <w:rFonts w:ascii="Times New Roman" w:hAnsi="Times New Roman" w:cs="Times New Roman"/>
-          <w:lang w:val="en-US"/>
-        </w:rPr>
-        <w:t>by</w:t>
-      </w:r>
-      <w:proofErr w:type="gramEnd"/>
-      <w:r>
-        <w:rPr>
-          <w:rFonts w:ascii="Times New Roman" w:hAnsi="Times New Roman" w:cs="Times New Roman"/>
-          <w:lang w:val="en-US"/>
-        </w:rPr>
-        <w:t xml:space="preserve"> a specific investigative purpose rather than by collecting data without a defined objective. </w:t>
+        <w:t xml:space="preserve">This follows the course approach that data collection should be driven by a specific investigative purpose rather than by collecting data without a defined objective. </w:t>
       </w:r>
     </w:p>
     <w:p>
@@ -1859,30 +1358,15 @@
       <w:pPr>
         <w:rPr>
           <w:rFonts w:ascii="Times New Roman" w:hAnsi="Times New Roman" w:cs="Times New Roman"/>
-        </w:rPr>
-      </w:pPr>
-      <w:r>
-        <w:rPr>
-          <w:rFonts w:ascii="Times New Roman" w:hAnsi="Times New Roman" w:cs="Times New Roman"/>
-          <w:lang w:val="en-US"/>
-        </w:rPr>
-        <w:t xml:space="preserve">To make </w:t>
-      </w:r>
-      <w:proofErr w:type="gramStart"/>
-      <w:r>
-        <w:rPr>
-          <w:rFonts w:ascii="Times New Roman" w:hAnsi="Times New Roman" w:cs="Times New Roman"/>
-          <w:lang w:val="en-US"/>
-        </w:rPr>
-        <w:t>them</w:t>
-      </w:r>
-      <w:proofErr w:type="gramEnd"/>
-      <w:r>
-        <w:rPr>
-          <w:rFonts w:ascii="Times New Roman" w:hAnsi="Times New Roman" w:cs="Times New Roman"/>
-          <w:lang w:val="en-US"/>
-        </w:rPr>
-        <w:t xml:space="preserve"> easier to compare and process, the information is organized into a common structure:</w:t>
+          <w:lang w:val="en-US"/>
+        </w:rPr>
+      </w:pPr>
+      <w:r>
+        <w:rPr>
+          <w:rFonts w:ascii="Times New Roman" w:hAnsi="Times New Roman" w:cs="Times New Roman"/>
+          <w:lang w:val="en-US"/>
+        </w:rPr>
+        <w:t>To make them easier to compare and process, the information is organized into a common structure:</w:t>
       </w:r>
     </w:p>
     <w:tbl>
@@ -1934,7 +1418,6 @@
                 <w:bCs/>
               </w:rPr>
             </w:pPr>
-            <w:proofErr w:type="spellStart"/>
             <w:r>
               <w:rPr>
                 <w:rFonts w:ascii="Times New Roman" w:hAnsi="Times New Roman" w:cs="Times New Roman"/>
@@ -1942,77 +1425,6 @@
                 <w:bCs/>
               </w:rPr>
               <w:t>Description</w:t>
-            </w:r>
-            <w:proofErr w:type="spellEnd"/>
-          </w:p>
-        </w:tc>
-      </w:tr>
-      <w:tr>
-        <w:tc>
-          <w:tcPr>
-            <w:tcW w:w="4531" w:type="dxa"/>
-            <w:vAlign w:val="center"/>
-          </w:tcPr>
-          <w:p>
-            <w:pPr>
-              <w:rPr>
-                <w:rFonts w:ascii="Times New Roman" w:hAnsi="Times New Roman" w:cs="Times New Roman"/>
-              </w:rPr>
-            </w:pPr>
-            <w:proofErr w:type="spellStart"/>
-            <w:r>
-              <w:rPr>
-                <w:rFonts w:ascii="Times New Roman" w:hAnsi="Times New Roman" w:cs="Times New Roman"/>
-              </w:rPr>
-              <w:t>Indicator</w:t>
-            </w:r>
-            <w:proofErr w:type="spellEnd"/>
-          </w:p>
-        </w:tc>
-        <w:tc>
-          <w:tcPr>
-            <w:tcW w:w="4814" w:type="dxa"/>
-            <w:vAlign w:val="center"/>
-          </w:tcPr>
-          <w:p>
-            <w:pPr>
-              <w:rPr>
-                <w:rFonts w:ascii="Times New Roman" w:hAnsi="Times New Roman" w:cs="Times New Roman"/>
-              </w:rPr>
-            </w:pPr>
-            <w:r>
-              <w:rPr>
-                <w:rFonts w:ascii="Times New Roman" w:hAnsi="Times New Roman" w:cs="Times New Roman"/>
-              </w:rPr>
-              <w:t xml:space="preserve">IP </w:t>
-            </w:r>
-            <w:proofErr w:type="spellStart"/>
-            <w:r>
-              <w:rPr>
-                <w:rFonts w:ascii="Times New Roman" w:hAnsi="Times New Roman" w:cs="Times New Roman"/>
-              </w:rPr>
-              <w:t>address</w:t>
-            </w:r>
-            <w:proofErr w:type="spellEnd"/>
-            <w:r>
-              <w:rPr>
-                <w:rFonts w:ascii="Times New Roman" w:hAnsi="Times New Roman" w:cs="Times New Roman"/>
-              </w:rPr>
-              <w:t xml:space="preserve">, </w:t>
-            </w:r>
-            <w:proofErr w:type="spellStart"/>
-            <w:r>
-              <w:rPr>
-                <w:rFonts w:ascii="Times New Roman" w:hAnsi="Times New Roman" w:cs="Times New Roman"/>
-              </w:rPr>
-              <w:t>domain</w:t>
-            </w:r>
-            <w:proofErr w:type="spellEnd"/>
-            <w:r>
-              <w:rPr>
-                <w:rFonts w:ascii="Times New Roman" w:hAnsi="Times New Roman" w:cs="Times New Roman"/>
-              </w:rPr>
-              <w:t>, URL</w:t>
             </w:r>
           </w:p>
         </w:tc>
@@ -2033,6 +1445,47 @@
               <w:rPr>
                 <w:rFonts w:ascii="Times New Roman" w:hAnsi="Times New Roman" w:cs="Times New Roman"/>
               </w:rPr>
+              <w:t>Indicator</w:t>
+            </w:r>
+          </w:p>
+        </w:tc>
+        <w:tc>
+          <w:tcPr>
+            <w:tcW w:w="4814" w:type="dxa"/>
+            <w:vAlign w:val="center"/>
+          </w:tcPr>
+          <w:p>
+            <w:pPr>
+              <w:rPr>
+                <w:rFonts w:ascii="Times New Roman" w:hAnsi="Times New Roman" w:cs="Times New Roman"/>
+              </w:rPr>
+            </w:pPr>
+            <w:r>
+              <w:rPr>
+                <w:rFonts w:ascii="Times New Roman" w:hAnsi="Times New Roman" w:cs="Times New Roman"/>
+              </w:rPr>
+              <w:t>IP address, domain, URL</w:t>
+            </w:r>
+          </w:p>
+        </w:tc>
+      </w:tr>
+      <w:tr>
+        <w:tc>
+          <w:tcPr>
+            <w:tcW w:w="4531" w:type="dxa"/>
+            <w:vAlign w:val="center"/>
+          </w:tcPr>
+          <w:p>
+            <w:pPr>
+              <w:rPr>
+                <w:rFonts w:ascii="Times New Roman" w:hAnsi="Times New Roman" w:cs="Times New Roman"/>
+              </w:rPr>
+            </w:pPr>
+            <w:r>
+              <w:rPr>
+                <w:rFonts w:ascii="Times New Roman" w:hAnsi="Times New Roman" w:cs="Times New Roman"/>
+              </w:rPr>
+              <w:lastRenderedPageBreak/>
               <w:t>Type</w:t>
             </w:r>
           </w:p>
@@ -2048,28 +1501,12 @@
                 <w:rFonts w:ascii="Times New Roman" w:hAnsi="Times New Roman" w:cs="Times New Roman"/>
               </w:rPr>
             </w:pPr>
-            <w:proofErr w:type="spellStart"/>
             <w:r>
               <w:rPr>
                 <w:rFonts w:ascii="Times New Roman" w:hAnsi="Times New Roman" w:cs="Times New Roman"/>
               </w:rPr>
-              <w:t>Indicator</w:t>
+              <w:t>Indicator type</w:t>
             </w:r>
-            <w:proofErr w:type="spellEnd"/>
-            <w:r>
-              <w:rPr>
-                <w:rFonts w:ascii="Times New Roman" w:hAnsi="Times New Roman" w:cs="Times New Roman"/>
-              </w:rPr>
-              <w:t xml:space="preserve"> </w:t>
-            </w:r>
-            <w:proofErr w:type="spellStart"/>
-            <w:r>
-              <w:rPr>
-                <w:rFonts w:ascii="Times New Roman" w:hAnsi="Times New Roman" w:cs="Times New Roman"/>
-              </w:rPr>
-              <w:t>type</w:t>
-            </w:r>
-            <w:proofErr w:type="spellEnd"/>
           </w:p>
         </w:tc>
       </w:tr>
@@ -2104,42 +1541,12 @@
                 <w:rFonts w:ascii="Times New Roman" w:hAnsi="Times New Roman" w:cs="Times New Roman"/>
               </w:rPr>
             </w:pPr>
-            <w:proofErr w:type="spellStart"/>
             <w:r>
               <w:rPr>
                 <w:rFonts w:ascii="Times New Roman" w:hAnsi="Times New Roman" w:cs="Times New Roman"/>
               </w:rPr>
-              <w:t>Original</w:t>
+              <w:t>Original data source</w:t>
             </w:r>
-            <w:proofErr w:type="spellEnd"/>
-            <w:r>
-              <w:rPr>
-                <w:rFonts w:ascii="Times New Roman" w:hAnsi="Times New Roman" w:cs="Times New Roman"/>
-              </w:rPr>
-              <w:t xml:space="preserve"> </w:t>
-            </w:r>
-            <w:proofErr w:type="spellStart"/>
-            <w:r>
-              <w:rPr>
-                <w:rFonts w:ascii="Times New Roman" w:hAnsi="Times New Roman" w:cs="Times New Roman"/>
-              </w:rPr>
-              <w:t>data</w:t>
-            </w:r>
-            <w:proofErr w:type="spellEnd"/>
-            <w:r>
-              <w:rPr>
-                <w:rFonts w:ascii="Times New Roman" w:hAnsi="Times New Roman" w:cs="Times New Roman"/>
-              </w:rPr>
-              <w:t xml:space="preserve"> </w:t>
-            </w:r>
-            <w:proofErr w:type="spellStart"/>
-            <w:r>
-              <w:rPr>
-                <w:rFonts w:ascii="Times New Roman" w:hAnsi="Times New Roman" w:cs="Times New Roman"/>
-              </w:rPr>
-              <w:t>source</w:t>
-            </w:r>
-            <w:proofErr w:type="spellEnd"/>
           </w:p>
         </w:tc>
       </w:tr>
@@ -2155,15 +1562,12 @@
                 <w:rFonts w:ascii="Times New Roman" w:hAnsi="Times New Roman" w:cs="Times New Roman"/>
               </w:rPr>
             </w:pPr>
-            <w:proofErr w:type="spellStart"/>
             <w:r>
               <w:rPr>
                 <w:rFonts w:ascii="Times New Roman" w:hAnsi="Times New Roman" w:cs="Times New Roman"/>
               </w:rPr>
-              <w:lastRenderedPageBreak/>
               <w:t>Date</w:t>
             </w:r>
-            <w:proofErr w:type="spellEnd"/>
           </w:p>
         </w:tc>
         <w:tc>
@@ -2177,28 +1581,12 @@
                 <w:rFonts w:ascii="Times New Roman" w:hAnsi="Times New Roman" w:cs="Times New Roman"/>
               </w:rPr>
             </w:pPr>
-            <w:proofErr w:type="spellStart"/>
             <w:r>
               <w:rPr>
                 <w:rFonts w:ascii="Times New Roman" w:hAnsi="Times New Roman" w:cs="Times New Roman"/>
               </w:rPr>
-              <w:t>Observation</w:t>
+              <w:t>Observation date</w:t>
             </w:r>
-            <w:proofErr w:type="spellEnd"/>
-            <w:r>
-              <w:rPr>
-                <w:rFonts w:ascii="Times New Roman" w:hAnsi="Times New Roman" w:cs="Times New Roman"/>
-              </w:rPr>
-              <w:t xml:space="preserve"> </w:t>
-            </w:r>
-            <w:proofErr w:type="spellStart"/>
-            <w:r>
-              <w:rPr>
-                <w:rFonts w:ascii="Times New Roman" w:hAnsi="Times New Roman" w:cs="Times New Roman"/>
-              </w:rPr>
-              <w:t>date</w:t>
-            </w:r>
-            <w:proofErr w:type="spellEnd"/>
           </w:p>
         </w:tc>
       </w:tr>
@@ -2237,16 +1625,8 @@
               <w:rPr>
                 <w:rFonts w:ascii="Times New Roman" w:hAnsi="Times New Roman" w:cs="Times New Roman"/>
               </w:rPr>
-              <w:t xml:space="preserve">Geographic </w:t>
+              <w:t>Geographic information</w:t>
             </w:r>
-            <w:proofErr w:type="spellStart"/>
-            <w:r>
-              <w:rPr>
-                <w:rFonts w:ascii="Times New Roman" w:hAnsi="Times New Roman" w:cs="Times New Roman"/>
-              </w:rPr>
-              <w:t>information</w:t>
-            </w:r>
-            <w:proofErr w:type="spellEnd"/>
           </w:p>
         </w:tc>
       </w:tr>
@@ -2281,19 +1661,11 @@
                 <w:rFonts w:ascii="Times New Roman" w:hAnsi="Times New Roman" w:cs="Times New Roman"/>
               </w:rPr>
             </w:pPr>
-            <w:proofErr w:type="spellStart"/>
             <w:r>
               <w:rPr>
                 <w:rFonts w:ascii="Times New Roman" w:hAnsi="Times New Roman" w:cs="Times New Roman"/>
               </w:rPr>
-              <w:t>Autonomous</w:t>
-            </w:r>
-            <w:proofErr w:type="spellEnd"/>
-            <w:r>
-              <w:rPr>
-                <w:rFonts w:ascii="Times New Roman" w:hAnsi="Times New Roman" w:cs="Times New Roman"/>
-              </w:rPr>
-              <w:t xml:space="preserve"> System Number</w:t>
+              <w:t>Autonomous System Number</w:t>
             </w:r>
           </w:p>
         </w:tc>
@@ -2314,16 +1686,8 @@
               <w:rPr>
                 <w:rFonts w:ascii="Times New Roman" w:hAnsi="Times New Roman" w:cs="Times New Roman"/>
               </w:rPr>
-              <w:t xml:space="preserve">AS </w:t>
+              <w:t>AS Owner</w:t>
             </w:r>
-            <w:proofErr w:type="spellStart"/>
-            <w:r>
-              <w:rPr>
-                <w:rFonts w:ascii="Times New Roman" w:hAnsi="Times New Roman" w:cs="Times New Roman"/>
-              </w:rPr>
-              <w:t>Owner</w:t>
-            </w:r>
-            <w:proofErr w:type="spellEnd"/>
           </w:p>
         </w:tc>
         <w:tc>
@@ -2341,16 +1705,8 @@
               <w:rPr>
                 <w:rFonts w:ascii="Times New Roman" w:hAnsi="Times New Roman" w:cs="Times New Roman"/>
               </w:rPr>
-              <w:t xml:space="preserve">ASN </w:t>
+              <w:t>ASN owner</w:t>
             </w:r>
-            <w:proofErr w:type="spellStart"/>
-            <w:r>
-              <w:rPr>
-                <w:rFonts w:ascii="Times New Roman" w:hAnsi="Times New Roman" w:cs="Times New Roman"/>
-              </w:rPr>
-              <w:t>owner</w:t>
-            </w:r>
-            <w:proofErr w:type="spellEnd"/>
           </w:p>
         </w:tc>
       </w:tr>
@@ -2389,16 +1745,8 @@
               <w:rPr>
                 <w:rFonts w:ascii="Times New Roman" w:hAnsi="Times New Roman" w:cs="Times New Roman"/>
               </w:rPr>
-              <w:t xml:space="preserve">Associated </w:t>
+              <w:t>Associated organization</w:t>
             </w:r>
-            <w:proofErr w:type="spellStart"/>
-            <w:r>
-              <w:rPr>
-                <w:rFonts w:ascii="Times New Roman" w:hAnsi="Times New Roman" w:cs="Times New Roman"/>
-              </w:rPr>
-              <w:t>organization</w:t>
-            </w:r>
-            <w:proofErr w:type="spellEnd"/>
           </w:p>
         </w:tc>
       </w:tr>
@@ -2414,14 +1762,12 @@
                 <w:rFonts w:ascii="Times New Roman" w:hAnsi="Times New Roman" w:cs="Times New Roman"/>
               </w:rPr>
             </w:pPr>
-            <w:proofErr w:type="spellStart"/>
             <w:r>
               <w:rPr>
                 <w:rFonts w:ascii="Times New Roman" w:hAnsi="Times New Roman" w:cs="Times New Roman"/>
               </w:rPr>
               <w:t>Reputation</w:t>
             </w:r>
-            <w:proofErr w:type="spellEnd"/>
           </w:p>
         </w:tc>
         <w:tc>
@@ -2435,28 +1781,12 @@
                 <w:rFonts w:ascii="Times New Roman" w:hAnsi="Times New Roman" w:cs="Times New Roman"/>
               </w:rPr>
             </w:pPr>
-            <w:proofErr w:type="spellStart"/>
             <w:r>
               <w:rPr>
                 <w:rFonts w:ascii="Times New Roman" w:hAnsi="Times New Roman" w:cs="Times New Roman"/>
               </w:rPr>
-              <w:t>Reputation</w:t>
+              <w:t>Reputation information</w:t>
             </w:r>
-            <w:proofErr w:type="spellEnd"/>
-            <w:r>
-              <w:rPr>
-                <w:rFonts w:ascii="Times New Roman" w:hAnsi="Times New Roman" w:cs="Times New Roman"/>
-              </w:rPr>
-              <w:t xml:space="preserve"> </w:t>
-            </w:r>
-            <w:proofErr w:type="spellStart"/>
-            <w:r>
-              <w:rPr>
-                <w:rFonts w:ascii="Times New Roman" w:hAnsi="Times New Roman" w:cs="Times New Roman"/>
-              </w:rPr>
-              <w:t>information</w:t>
-            </w:r>
-            <w:proofErr w:type="spellEnd"/>
           </w:p>
         </w:tc>
       </w:tr>
@@ -2472,14 +1802,12 @@
                 <w:rFonts w:ascii="Times New Roman" w:hAnsi="Times New Roman" w:cs="Times New Roman"/>
               </w:rPr>
             </w:pPr>
-            <w:proofErr w:type="spellStart"/>
             <w:r>
               <w:rPr>
                 <w:rFonts w:ascii="Times New Roman" w:hAnsi="Times New Roman" w:cs="Times New Roman"/>
               </w:rPr>
               <w:t>Ports</w:t>
             </w:r>
-            <w:proofErr w:type="spellEnd"/>
           </w:p>
         </w:tc>
         <w:tc>
@@ -2493,28 +1821,12 @@
                 <w:rFonts w:ascii="Times New Roman" w:hAnsi="Times New Roman" w:cs="Times New Roman"/>
               </w:rPr>
             </w:pPr>
-            <w:proofErr w:type="spellStart"/>
             <w:r>
               <w:rPr>
                 <w:rFonts w:ascii="Times New Roman" w:hAnsi="Times New Roman" w:cs="Times New Roman"/>
               </w:rPr>
-              <w:t>Observed</w:t>
+              <w:t>Observed ports</w:t>
             </w:r>
-            <w:proofErr w:type="spellEnd"/>
-            <w:r>
-              <w:rPr>
-                <w:rFonts w:ascii="Times New Roman" w:hAnsi="Times New Roman" w:cs="Times New Roman"/>
-              </w:rPr>
-              <w:t xml:space="preserve"> </w:t>
-            </w:r>
-            <w:proofErr w:type="spellStart"/>
-            <w:r>
-              <w:rPr>
-                <w:rFonts w:ascii="Times New Roman" w:hAnsi="Times New Roman" w:cs="Times New Roman"/>
-              </w:rPr>
-              <w:t>ports</w:t>
-            </w:r>
-            <w:proofErr w:type="spellEnd"/>
           </w:p>
         </w:tc>
       </w:tr>
@@ -2620,6 +1932,7 @@
       <w:pPr>
         <w:rPr>
           <w:rFonts w:ascii="Times New Roman" w:hAnsi="Times New Roman" w:cs="Times New Roman"/>
+          <w:lang w:val="en-US"/>
         </w:rPr>
       </w:pPr>
       <w:r>
@@ -2632,6 +1945,7 @@
       <w:r>
         <w:rPr>
           <w:rFonts w:ascii="Times New Roman" w:hAnsi="Times New Roman" w:cs="Times New Roman"/>
+          <w:lang w:val="en-US"/>
         </w:rPr>
         <w:t>↓</w:t>
       </w:r>
@@ -2640,41 +1954,28 @@
       <w:pPr>
         <w:rPr>
           <w:rFonts w:ascii="Times New Roman" w:hAnsi="Times New Roman" w:cs="Times New Roman"/>
-        </w:rPr>
-      </w:pPr>
-      <w:proofErr w:type="spellStart"/>
-      <w:r>
-        <w:rPr>
-          <w:rFonts w:ascii="Times New Roman" w:hAnsi="Times New Roman" w:cs="Times New Roman"/>
-        </w:rPr>
-        <w:t>ThreatFox</w:t>
-      </w:r>
-      <w:proofErr w:type="spellEnd"/>
-      <w:r>
-        <w:rPr>
-          <w:rFonts w:ascii="Times New Roman" w:hAnsi="Times New Roman" w:cs="Times New Roman"/>
-        </w:rPr>
-        <w:t xml:space="preserve"> </w:t>
-      </w:r>
-      <w:proofErr w:type="spellStart"/>
-      <w:r>
-        <w:rPr>
-          <w:rFonts w:ascii="Times New Roman" w:hAnsi="Times New Roman" w:cs="Times New Roman"/>
-        </w:rPr>
-        <w:t>Context</w:t>
-      </w:r>
-      <w:proofErr w:type="spellEnd"/>
-    </w:p>
-    <w:p>
-      <w:pPr>
-        <w:rPr>
-          <w:rFonts w:ascii="Times New Roman" w:hAnsi="Times New Roman" w:cs="Times New Roman"/>
-          <w:lang w:val="en-US"/>
-        </w:rPr>
-      </w:pPr>
-      <w:r>
-        <w:rPr>
-          <w:rFonts w:ascii="Times New Roman" w:hAnsi="Times New Roman" w:cs="Times New Roman"/>
+          <w:lang w:val="en-US"/>
+        </w:rPr>
+      </w:pPr>
+      <w:r>
+        <w:rPr>
+          <w:rFonts w:ascii="Times New Roman" w:hAnsi="Times New Roman" w:cs="Times New Roman"/>
+          <w:lang w:val="en-US"/>
+        </w:rPr>
+        <w:t>ThreatFox Context</w:t>
+      </w:r>
+    </w:p>
+    <w:p>
+      <w:pPr>
+        <w:rPr>
+          <w:rFonts w:ascii="Times New Roman" w:hAnsi="Times New Roman" w:cs="Times New Roman"/>
+          <w:lang w:val="en-US"/>
+        </w:rPr>
+      </w:pPr>
+      <w:r>
+        <w:rPr>
+          <w:rFonts w:ascii="Times New Roman" w:hAnsi="Times New Roman" w:cs="Times New Roman"/>
+          <w:lang w:val="en-US"/>
         </w:rPr>
         <w:t xml:space="preserve">        </w:t>
       </w:r>
@@ -2693,21 +1994,12 @@
           <w:lang w:val="en-US"/>
         </w:rPr>
       </w:pPr>
-      <w:proofErr w:type="spellStart"/>
-      <w:r>
-        <w:rPr>
-          <w:rFonts w:ascii="Times New Roman" w:hAnsi="Times New Roman" w:cs="Times New Roman"/>
-          <w:lang w:val="en-US"/>
-        </w:rPr>
-        <w:t>VirusTotal</w:t>
-      </w:r>
-      <w:proofErr w:type="spellEnd"/>
-      <w:r>
-        <w:rPr>
-          <w:rFonts w:ascii="Times New Roman" w:hAnsi="Times New Roman" w:cs="Times New Roman"/>
-          <w:lang w:val="en-US"/>
-        </w:rPr>
-        <w:t xml:space="preserve"> Context</w:t>
+      <w:r>
+        <w:rPr>
+          <w:rFonts w:ascii="Times New Roman" w:hAnsi="Times New Roman" w:cs="Times New Roman"/>
+          <w:lang w:val="en-US"/>
+        </w:rPr>
+        <w:t>VirusTotal Context</w:t>
       </w:r>
     </w:p>
     <w:p>
@@ -2759,49 +2051,22 @@
       <w:pPr>
         <w:rPr>
           <w:rFonts w:ascii="Times New Roman" w:hAnsi="Times New Roman" w:cs="Times New Roman"/>
-        </w:rPr>
-      </w:pPr>
-      <w:proofErr w:type="spellStart"/>
-      <w:r>
-        <w:rPr>
-          <w:rFonts w:ascii="Times New Roman" w:hAnsi="Times New Roman" w:cs="Times New Roman"/>
-        </w:rPr>
-        <w:t>Enriched</w:t>
-      </w:r>
-      <w:proofErr w:type="spellEnd"/>
-      <w:r>
-        <w:rPr>
-          <w:rFonts w:ascii="Times New Roman" w:hAnsi="Times New Roman" w:cs="Times New Roman"/>
-        </w:rPr>
-        <w:t xml:space="preserve"> </w:t>
-      </w:r>
-      <w:proofErr w:type="spellStart"/>
-      <w:r>
-        <w:rPr>
-          <w:rFonts w:ascii="Times New Roman" w:hAnsi="Times New Roman" w:cs="Times New Roman"/>
-        </w:rPr>
-        <w:t>Threat</w:t>
-      </w:r>
-      <w:proofErr w:type="spellEnd"/>
-      <w:r>
-        <w:rPr>
-          <w:rFonts w:ascii="Times New Roman" w:hAnsi="Times New Roman" w:cs="Times New Roman"/>
-        </w:rPr>
-        <w:t xml:space="preserve"> Intelligence </w:t>
-      </w:r>
-      <w:proofErr w:type="spellStart"/>
-      <w:r>
-        <w:rPr>
-          <w:rFonts w:ascii="Times New Roman" w:hAnsi="Times New Roman" w:cs="Times New Roman"/>
-        </w:rPr>
-        <w:t>Record</w:t>
-      </w:r>
-      <w:proofErr w:type="spellEnd"/>
-    </w:p>
-    <w:p>
-      <w:pPr>
-        <w:rPr>
-          <w:rFonts w:ascii="Times New Roman" w:hAnsi="Times New Roman" w:cs="Times New Roman"/>
+          <w:lang w:val="en-US"/>
+        </w:rPr>
+      </w:pPr>
+      <w:r>
+        <w:rPr>
+          <w:rFonts w:ascii="Times New Roman" w:hAnsi="Times New Roman" w:cs="Times New Roman"/>
+          <w:lang w:val="en-US"/>
+        </w:rPr>
+        <w:t>Enriched Threat Intelligence Record</w:t>
+      </w:r>
+    </w:p>
+    <w:p>
+      <w:pPr>
+        <w:rPr>
+          <w:rFonts w:ascii="Times New Roman" w:hAnsi="Times New Roman" w:cs="Times New Roman"/>
+          <w:lang w:val="en-US"/>
         </w:rPr>
       </w:pPr>
     </w:p>
@@ -2821,51 +2086,22 @@
           <w:bCs/>
           <w:lang w:val="en-US"/>
         </w:rPr>
-        <w:t xml:space="preserve">7. </w:t>
-      </w:r>
-      <w:proofErr w:type="spellStart"/>
-      <w:r>
-        <w:rPr>
-          <w:rFonts w:ascii="Times New Roman" w:hAnsi="Times New Roman" w:cs="Times New Roman"/>
-          <w:b/>
-          <w:bCs/>
-          <w:lang w:val="en-US"/>
-        </w:rPr>
-        <w:t>VirusTotal</w:t>
-      </w:r>
-      <w:proofErr w:type="spellEnd"/>
-      <w:r>
-        <w:rPr>
-          <w:rFonts w:ascii="Times New Roman" w:hAnsi="Times New Roman" w:cs="Times New Roman"/>
-          <w:b/>
-          <w:bCs/>
-          <w:lang w:val="en-US"/>
-        </w:rPr>
-        <w:t xml:space="preserve"> Enrichment</w:t>
-      </w:r>
-    </w:p>
-    <w:p>
-      <w:pPr>
-        <w:rPr>
-          <w:rFonts w:ascii="Times New Roman" w:hAnsi="Times New Roman" w:cs="Times New Roman"/>
-          <w:lang w:val="en-US"/>
-        </w:rPr>
-      </w:pPr>
-      <w:proofErr w:type="spellStart"/>
-      <w:r>
-        <w:rPr>
-          <w:rFonts w:ascii="Times New Roman" w:hAnsi="Times New Roman" w:cs="Times New Roman"/>
-          <w:lang w:val="en-US"/>
-        </w:rPr>
-        <w:t>VirusTotal</w:t>
-      </w:r>
-      <w:proofErr w:type="spellEnd"/>
-      <w:r>
-        <w:rPr>
-          <w:rFonts w:ascii="Times New Roman" w:hAnsi="Times New Roman" w:cs="Times New Roman"/>
-          <w:lang w:val="en-US"/>
-        </w:rPr>
-        <w:t xml:space="preserve"> was used to obtain additional threat context for the collected IP indicators.</w:t>
+        <w:t>7. VirusTotal Enrichment</w:t>
+      </w:r>
+    </w:p>
+    <w:p>
+      <w:pPr>
+        <w:rPr>
+          <w:rFonts w:ascii="Times New Roman" w:hAnsi="Times New Roman" w:cs="Times New Roman"/>
+          <w:lang w:val="en-US"/>
+        </w:rPr>
+      </w:pPr>
+      <w:r>
+        <w:rPr>
+          <w:rFonts w:ascii="Times New Roman" w:hAnsi="Times New Roman" w:cs="Times New Roman"/>
+          <w:lang w:val="en-US"/>
+        </w:rPr>
+        <w:t>VirusTotal was used to obtain additional threat context for the collected IP indicators.</w:t>
       </w:r>
     </w:p>
     <w:p>
@@ -2893,19 +2129,11 @@
           <w:rFonts w:ascii="Times New Roman" w:hAnsi="Times New Roman" w:cs="Times New Roman"/>
         </w:rPr>
       </w:pPr>
-      <w:proofErr w:type="spellStart"/>
-      <w:r>
-        <w:rPr>
-          <w:rFonts w:ascii="Times New Roman" w:hAnsi="Times New Roman" w:cs="Times New Roman"/>
-        </w:rPr>
-        <w:t>VT_Country</w:t>
-      </w:r>
-      <w:proofErr w:type="spellEnd"/>
-      <w:r>
-        <w:rPr>
-          <w:rFonts w:ascii="Times New Roman" w:hAnsi="Times New Roman" w:cs="Times New Roman"/>
-        </w:rPr>
-        <w:t xml:space="preserve">; </w:t>
+      <w:r>
+        <w:rPr>
+          <w:rFonts w:ascii="Times New Roman" w:hAnsi="Times New Roman" w:cs="Times New Roman"/>
+        </w:rPr>
+        <w:t xml:space="preserve">VT_Country; </w:t>
       </w:r>
     </w:p>
     <w:p>
@@ -2935,19 +2163,11 @@
           <w:rFonts w:ascii="Times New Roman" w:hAnsi="Times New Roman" w:cs="Times New Roman"/>
         </w:rPr>
       </w:pPr>
-      <w:proofErr w:type="spellStart"/>
-      <w:r>
-        <w:rPr>
-          <w:rFonts w:ascii="Times New Roman" w:hAnsi="Times New Roman" w:cs="Times New Roman"/>
-        </w:rPr>
-        <w:t>VT_AS_Owner</w:t>
-      </w:r>
-      <w:proofErr w:type="spellEnd"/>
-      <w:r>
-        <w:rPr>
-          <w:rFonts w:ascii="Times New Roman" w:hAnsi="Times New Roman" w:cs="Times New Roman"/>
-        </w:rPr>
-        <w:t xml:space="preserve">; </w:t>
+      <w:r>
+        <w:rPr>
+          <w:rFonts w:ascii="Times New Roman" w:hAnsi="Times New Roman" w:cs="Times New Roman"/>
+        </w:rPr>
+        <w:t xml:space="preserve">VT_AS_Owner; </w:t>
       </w:r>
     </w:p>
     <w:p>
@@ -2960,19 +2180,11 @@
           <w:rFonts w:ascii="Times New Roman" w:hAnsi="Times New Roman" w:cs="Times New Roman"/>
         </w:rPr>
       </w:pPr>
-      <w:proofErr w:type="spellStart"/>
-      <w:r>
-        <w:rPr>
-          <w:rFonts w:ascii="Times New Roman" w:hAnsi="Times New Roman" w:cs="Times New Roman"/>
-        </w:rPr>
-        <w:t>VT_Malicious</w:t>
-      </w:r>
-      <w:proofErr w:type="spellEnd"/>
-      <w:r>
-        <w:rPr>
-          <w:rFonts w:ascii="Times New Roman" w:hAnsi="Times New Roman" w:cs="Times New Roman"/>
-        </w:rPr>
-        <w:t xml:space="preserve">; </w:t>
+      <w:r>
+        <w:rPr>
+          <w:rFonts w:ascii="Times New Roman" w:hAnsi="Times New Roman" w:cs="Times New Roman"/>
+        </w:rPr>
+        <w:t xml:space="preserve">VT_Malicious; </w:t>
       </w:r>
     </w:p>
     <w:p>
@@ -2985,19 +2197,11 @@
           <w:rFonts w:ascii="Times New Roman" w:hAnsi="Times New Roman" w:cs="Times New Roman"/>
         </w:rPr>
       </w:pPr>
-      <w:proofErr w:type="spellStart"/>
-      <w:r>
-        <w:rPr>
-          <w:rFonts w:ascii="Times New Roman" w:hAnsi="Times New Roman" w:cs="Times New Roman"/>
-        </w:rPr>
-        <w:t>VT_Suspicious</w:t>
-      </w:r>
-      <w:proofErr w:type="spellEnd"/>
-      <w:r>
-        <w:rPr>
-          <w:rFonts w:ascii="Times New Roman" w:hAnsi="Times New Roman" w:cs="Times New Roman"/>
-        </w:rPr>
-        <w:t xml:space="preserve">; </w:t>
+      <w:r>
+        <w:rPr>
+          <w:rFonts w:ascii="Times New Roman" w:hAnsi="Times New Roman" w:cs="Times New Roman"/>
+        </w:rPr>
+        <w:t xml:space="preserve">VT_Suspicious; </w:t>
       </w:r>
     </w:p>
     <w:p>
@@ -3010,19 +2214,12 @@
           <w:rFonts w:ascii="Times New Roman" w:hAnsi="Times New Roman" w:cs="Times New Roman"/>
         </w:rPr>
       </w:pPr>
-      <w:proofErr w:type="spellStart"/>
-      <w:r>
-        <w:rPr>
-          <w:rFonts w:ascii="Times New Roman" w:hAnsi="Times New Roman" w:cs="Times New Roman"/>
-        </w:rPr>
-        <w:t>VT_Harmless</w:t>
-      </w:r>
-      <w:proofErr w:type="spellEnd"/>
-      <w:r>
-        <w:rPr>
-          <w:rFonts w:ascii="Times New Roman" w:hAnsi="Times New Roman" w:cs="Times New Roman"/>
-        </w:rPr>
-        <w:t xml:space="preserve">; </w:t>
+      <w:r>
+        <w:rPr>
+          <w:rFonts w:ascii="Times New Roman" w:hAnsi="Times New Roman" w:cs="Times New Roman"/>
+        </w:rPr>
+        <w:lastRenderedPageBreak/>
+        <w:t xml:space="preserve">VT_Harmless; </w:t>
       </w:r>
     </w:p>
     <w:p>
@@ -3035,20 +2232,11 @@
           <w:rFonts w:ascii="Times New Roman" w:hAnsi="Times New Roman" w:cs="Times New Roman"/>
         </w:rPr>
       </w:pPr>
-      <w:proofErr w:type="spellStart"/>
-      <w:r>
-        <w:rPr>
-          <w:rFonts w:ascii="Times New Roman" w:hAnsi="Times New Roman" w:cs="Times New Roman"/>
-        </w:rPr>
-        <w:lastRenderedPageBreak/>
-        <w:t>VT_Undetected</w:t>
-      </w:r>
-      <w:proofErr w:type="spellEnd"/>
-      <w:r>
-        <w:rPr>
-          <w:rFonts w:ascii="Times New Roman" w:hAnsi="Times New Roman" w:cs="Times New Roman"/>
-        </w:rPr>
-        <w:t>.</w:t>
+      <w:r>
+        <w:rPr>
+          <w:rFonts w:ascii="Times New Roman" w:hAnsi="Times New Roman" w:cs="Times New Roman"/>
+        </w:rPr>
+        <w:t>VT_Undetected.</w:t>
       </w:r>
     </w:p>
     <w:p>
@@ -3159,27 +2347,7 @@
           <w:iCs/>
           <w:lang w:val="en-US"/>
         </w:rPr>
-        <w:t xml:space="preserve">the </w:t>
-      </w:r>
-      <w:proofErr w:type="spellStart"/>
-      <w:r>
-        <w:rPr>
-          <w:rFonts w:ascii="Times New Roman" w:hAnsi="Times New Roman" w:cs="Times New Roman"/>
-          <w:i/>
-          <w:iCs/>
-          <w:lang w:val="en-US"/>
-        </w:rPr>
-        <w:t>VirusTotal</w:t>
-      </w:r>
-      <w:proofErr w:type="spellEnd"/>
-      <w:r>
-        <w:rPr>
-          <w:rFonts w:ascii="Times New Roman" w:hAnsi="Times New Roman" w:cs="Times New Roman"/>
-          <w:i/>
-          <w:iCs/>
-          <w:lang w:val="en-US"/>
-        </w:rPr>
-        <w:t xml:space="preserve"> information includes:</w:t>
+        <w:t>the VirusTotal information includes:</w:t>
       </w:r>
     </w:p>
     <w:p>
@@ -3337,37 +2505,12 @@
           <w:lang w:val="en-US"/>
         </w:rPr>
       </w:pPr>
-      <w:proofErr w:type="spellStart"/>
-      <w:r>
-        <w:rPr>
-          <w:rFonts w:ascii="Times New Roman" w:hAnsi="Times New Roman" w:cs="Times New Roman"/>
-          <w:lang w:val="en-US"/>
-        </w:rPr>
-        <w:t>VirusTotal</w:t>
-      </w:r>
-      <w:proofErr w:type="spellEnd"/>
-      <w:r>
-        <w:rPr>
-          <w:rFonts w:ascii="Times New Roman" w:hAnsi="Times New Roman" w:cs="Times New Roman"/>
-          <w:lang w:val="en-US"/>
-        </w:rPr>
-        <w:t xml:space="preserve"> results are treated as additional evidence rather than an automatic final verdict. Different security engines may provide different results, so the information requires further interpretation and correlation. This approach is consistent with the Week 2 lecture, which describes </w:t>
-      </w:r>
-      <w:proofErr w:type="spellStart"/>
-      <w:r>
-        <w:rPr>
-          <w:rFonts w:ascii="Times New Roman" w:hAnsi="Times New Roman" w:cs="Times New Roman"/>
-          <w:lang w:val="en-US"/>
-        </w:rPr>
-        <w:t>VirusTotal</w:t>
-      </w:r>
-      <w:proofErr w:type="spellEnd"/>
-      <w:r>
-        <w:rPr>
-          <w:rFonts w:ascii="Times New Roman" w:hAnsi="Times New Roman" w:cs="Times New Roman"/>
-          <w:lang w:val="en-US"/>
-        </w:rPr>
-        <w:t xml:space="preserve"> as an enrichment source rather than a definitive verdict. </w:t>
+      <w:r>
+        <w:rPr>
+          <w:rFonts w:ascii="Times New Roman" w:hAnsi="Times New Roman" w:cs="Times New Roman"/>
+          <w:lang w:val="en-US"/>
+        </w:rPr>
+        <w:t xml:space="preserve">VirusTotal results are treated as additional evidence rather than an automatic final verdict. Different security engines may provide different results, so the information requires further interpretation and correlation. This approach is consistent with the Week 2 lecture, which describes VirusTotal as an enrichment source rather than a definitive verdict. </w:t>
       </w:r>
     </w:p>
     <w:p>
@@ -3415,49 +2558,7 @@
         <w:rPr>
           <w:rFonts w:ascii="Times New Roman" w:hAnsi="Times New Roman" w:cs="Times New Roman"/>
         </w:rPr>
-        <w:t xml:space="preserve">The </w:t>
-      </w:r>
-      <w:proofErr w:type="spellStart"/>
-      <w:r>
-        <w:rPr>
-          <w:rFonts w:ascii="Times New Roman" w:hAnsi="Times New Roman" w:cs="Times New Roman"/>
-        </w:rPr>
-        <w:t>collected</w:t>
-      </w:r>
-      <w:proofErr w:type="spellEnd"/>
-      <w:r>
-        <w:rPr>
-          <w:rFonts w:ascii="Times New Roman" w:hAnsi="Times New Roman" w:cs="Times New Roman"/>
-        </w:rPr>
-        <w:t xml:space="preserve"> </w:t>
-      </w:r>
-      <w:proofErr w:type="spellStart"/>
-      <w:r>
-        <w:rPr>
-          <w:rFonts w:ascii="Times New Roman" w:hAnsi="Times New Roman" w:cs="Times New Roman"/>
-        </w:rPr>
-        <w:t>fields</w:t>
-      </w:r>
-      <w:proofErr w:type="spellEnd"/>
-      <w:r>
-        <w:rPr>
-          <w:rFonts w:ascii="Times New Roman" w:hAnsi="Times New Roman" w:cs="Times New Roman"/>
-        </w:rPr>
-        <w:t xml:space="preserve"> </w:t>
-      </w:r>
-      <w:proofErr w:type="spellStart"/>
-      <w:r>
-        <w:rPr>
-          <w:rFonts w:ascii="Times New Roman" w:hAnsi="Times New Roman" w:cs="Times New Roman"/>
-        </w:rPr>
-        <w:t>include</w:t>
-      </w:r>
-      <w:proofErr w:type="spellEnd"/>
-      <w:r>
-        <w:rPr>
-          <w:rFonts w:ascii="Times New Roman" w:hAnsi="Times New Roman" w:cs="Times New Roman"/>
-        </w:rPr>
-        <w:t>:</w:t>
+        <w:t>The collected fields include:</w:t>
       </w:r>
     </w:p>
     <w:p>
@@ -3470,19 +2571,11 @@
           <w:rFonts w:ascii="Times New Roman" w:hAnsi="Times New Roman" w:cs="Times New Roman"/>
         </w:rPr>
       </w:pPr>
-      <w:proofErr w:type="spellStart"/>
-      <w:r>
-        <w:rPr>
-          <w:rFonts w:ascii="Times New Roman" w:hAnsi="Times New Roman" w:cs="Times New Roman"/>
-        </w:rPr>
-        <w:t>country</w:t>
-      </w:r>
-      <w:proofErr w:type="spellEnd"/>
-      <w:r>
-        <w:rPr>
-          <w:rFonts w:ascii="Times New Roman" w:hAnsi="Times New Roman" w:cs="Times New Roman"/>
-        </w:rPr>
-        <w:t xml:space="preserve">; </w:t>
+      <w:r>
+        <w:rPr>
+          <w:rFonts w:ascii="Times New Roman" w:hAnsi="Times New Roman" w:cs="Times New Roman"/>
+        </w:rPr>
+        <w:t xml:space="preserve">country; </w:t>
       </w:r>
     </w:p>
     <w:p>
@@ -3495,19 +2588,11 @@
           <w:rFonts w:ascii="Times New Roman" w:hAnsi="Times New Roman" w:cs="Times New Roman"/>
         </w:rPr>
       </w:pPr>
-      <w:proofErr w:type="spellStart"/>
-      <w:r>
-        <w:rPr>
-          <w:rFonts w:ascii="Times New Roman" w:hAnsi="Times New Roman" w:cs="Times New Roman"/>
-        </w:rPr>
-        <w:t>city</w:t>
-      </w:r>
-      <w:proofErr w:type="spellEnd"/>
-      <w:r>
-        <w:rPr>
-          <w:rFonts w:ascii="Times New Roman" w:hAnsi="Times New Roman" w:cs="Times New Roman"/>
-        </w:rPr>
-        <w:t xml:space="preserve">; </w:t>
+      <w:r>
+        <w:rPr>
+          <w:rFonts w:ascii="Times New Roman" w:hAnsi="Times New Roman" w:cs="Times New Roman"/>
+        </w:rPr>
+        <w:t xml:space="preserve">city; </w:t>
       </w:r>
     </w:p>
     <w:p>
@@ -3520,19 +2605,11 @@
           <w:rFonts w:ascii="Times New Roman" w:hAnsi="Times New Roman" w:cs="Times New Roman"/>
         </w:rPr>
       </w:pPr>
-      <w:proofErr w:type="spellStart"/>
-      <w:r>
-        <w:rPr>
-          <w:rFonts w:ascii="Times New Roman" w:hAnsi="Times New Roman" w:cs="Times New Roman"/>
-        </w:rPr>
-        <w:t>organization</w:t>
-      </w:r>
-      <w:proofErr w:type="spellEnd"/>
-      <w:r>
-        <w:rPr>
-          <w:rFonts w:ascii="Times New Roman" w:hAnsi="Times New Roman" w:cs="Times New Roman"/>
-        </w:rPr>
-        <w:t xml:space="preserve">; </w:t>
+      <w:r>
+        <w:rPr>
+          <w:rFonts w:ascii="Times New Roman" w:hAnsi="Times New Roman" w:cs="Times New Roman"/>
+        </w:rPr>
+        <w:t xml:space="preserve">organization; </w:t>
       </w:r>
     </w:p>
     <w:p>
@@ -3579,33 +2656,11 @@
           <w:rFonts w:ascii="Times New Roman" w:hAnsi="Times New Roman" w:cs="Times New Roman"/>
         </w:rPr>
       </w:pPr>
-      <w:proofErr w:type="spellStart"/>
-      <w:r>
-        <w:rPr>
-          <w:rFonts w:ascii="Times New Roman" w:hAnsi="Times New Roman" w:cs="Times New Roman"/>
-        </w:rPr>
-        <w:t>open</w:t>
-      </w:r>
-      <w:proofErr w:type="spellEnd"/>
-      <w:r>
-        <w:rPr>
-          <w:rFonts w:ascii="Times New Roman" w:hAnsi="Times New Roman" w:cs="Times New Roman"/>
-        </w:rPr>
-        <w:t xml:space="preserve"> </w:t>
-      </w:r>
-      <w:proofErr w:type="spellStart"/>
-      <w:r>
-        <w:rPr>
-          <w:rFonts w:ascii="Times New Roman" w:hAnsi="Times New Roman" w:cs="Times New Roman"/>
-        </w:rPr>
-        <w:t>ports</w:t>
-      </w:r>
-      <w:proofErr w:type="spellEnd"/>
-      <w:r>
-        <w:rPr>
-          <w:rFonts w:ascii="Times New Roman" w:hAnsi="Times New Roman" w:cs="Times New Roman"/>
-        </w:rPr>
-        <w:t xml:space="preserve">. </w:t>
+      <w:r>
+        <w:rPr>
+          <w:rFonts w:ascii="Times New Roman" w:hAnsi="Times New Roman" w:cs="Times New Roman"/>
+        </w:rPr>
+        <w:t xml:space="preserve">open ports. </w:t>
       </w:r>
     </w:p>
     <w:p>
@@ -3622,491 +2677,301 @@
           <w:b/>
           <w:bCs/>
         </w:rPr>
-        <w:t xml:space="preserve">For </w:t>
-      </w:r>
-      <w:proofErr w:type="spellStart"/>
-      <w:r>
+        <w:t>For example, for:</w:t>
+      </w:r>
+    </w:p>
+    <w:p>
+      <w:pPr>
+        <w:rPr>
+          <w:rFonts w:ascii="Times New Roman" w:hAnsi="Times New Roman" w:cs="Times New Roman"/>
+          <w:i/>
+          <w:iCs/>
+        </w:rPr>
+      </w:pPr>
+      <w:r>
+        <w:rPr>
+          <w:rFonts w:ascii="Times New Roman" w:hAnsi="Times New Roman" w:cs="Times New Roman"/>
+          <w:i/>
+          <w:iCs/>
+        </w:rPr>
+        <w:t>IP = 47.107.224.89</w:t>
+      </w:r>
+    </w:p>
+    <w:p>
+      <w:pPr>
+        <w:rPr>
+          <w:rFonts w:ascii="Times New Roman" w:hAnsi="Times New Roman" w:cs="Times New Roman"/>
+          <w:i/>
+          <w:iCs/>
+        </w:rPr>
+      </w:pPr>
+      <w:r>
+        <w:rPr>
+          <w:rFonts w:ascii="Times New Roman" w:hAnsi="Times New Roman" w:cs="Times New Roman"/>
+          <w:i/>
+          <w:iCs/>
+        </w:rPr>
+        <w:t>the collected information includes:</w:t>
+      </w:r>
+    </w:p>
+    <w:p>
+      <w:pPr>
+        <w:rPr>
+          <w:rFonts w:ascii="Times New Roman" w:hAnsi="Times New Roman" w:cs="Times New Roman"/>
+          <w:i/>
+          <w:iCs/>
+        </w:rPr>
+      </w:pPr>
+      <w:r>
+        <w:rPr>
+          <w:rFonts w:ascii="Times New Roman" w:hAnsi="Times New Roman" w:cs="Times New Roman"/>
+          <w:i/>
+          <w:iCs/>
+        </w:rPr>
+        <w:t>Country = China</w:t>
+      </w:r>
+    </w:p>
+    <w:p>
+      <w:pPr>
+        <w:rPr>
+          <w:rFonts w:ascii="Times New Roman" w:hAnsi="Times New Roman" w:cs="Times New Roman"/>
+          <w:i/>
+          <w:iCs/>
+        </w:rPr>
+      </w:pPr>
+      <w:r>
+        <w:rPr>
+          <w:rFonts w:ascii="Times New Roman" w:hAnsi="Times New Roman" w:cs="Times New Roman"/>
+          <w:i/>
+          <w:iCs/>
+        </w:rPr>
+        <w:t>City = Shenzhen</w:t>
+      </w:r>
+    </w:p>
+    <w:p>
+      <w:pPr>
+        <w:rPr>
+          <w:rFonts w:ascii="Times New Roman" w:hAnsi="Times New Roman" w:cs="Times New Roman"/>
+          <w:i/>
+          <w:iCs/>
+        </w:rPr>
+      </w:pPr>
+      <w:r>
+        <w:rPr>
+          <w:rFonts w:ascii="Times New Roman" w:hAnsi="Times New Roman" w:cs="Times New Roman"/>
+          <w:i/>
+          <w:iCs/>
+        </w:rPr>
+        <w:t>Organization = Aliyun Computing Co., LTD</w:t>
+      </w:r>
+    </w:p>
+    <w:p>
+      <w:pPr>
+        <w:rPr>
+          <w:rFonts w:ascii="Times New Roman" w:hAnsi="Times New Roman" w:cs="Times New Roman"/>
+          <w:i/>
+          <w:iCs/>
+          <w:lang w:val="en-US"/>
+        </w:rPr>
+      </w:pPr>
+      <w:r>
+        <w:rPr>
+          <w:rFonts w:ascii="Times New Roman" w:hAnsi="Times New Roman" w:cs="Times New Roman"/>
+          <w:i/>
+          <w:iCs/>
+          <w:lang w:val="en-US"/>
+        </w:rPr>
+        <w:t>ISP = Hangzhou Alibaba Advertising Co., Ltd</w:t>
+      </w:r>
+    </w:p>
+    <w:p>
+      <w:pPr>
+        <w:rPr>
+          <w:rFonts w:ascii="Times New Roman" w:hAnsi="Times New Roman" w:cs="Times New Roman"/>
+          <w:i/>
+          <w:iCs/>
+          <w:lang w:val="en-US"/>
+        </w:rPr>
+      </w:pPr>
+      <w:r>
+        <w:rPr>
+          <w:rFonts w:ascii="Times New Roman" w:hAnsi="Times New Roman" w:cs="Times New Roman"/>
+          <w:i/>
+          <w:iCs/>
+          <w:lang w:val="en-US"/>
+        </w:rPr>
+        <w:t>ASN = AS37963</w:t>
+      </w:r>
+    </w:p>
+    <w:p>
+      <w:pPr>
+        <w:rPr>
+          <w:rFonts w:ascii="Times New Roman" w:hAnsi="Times New Roman" w:cs="Times New Roman"/>
+          <w:i/>
+          <w:iCs/>
+          <w:lang w:val="en-US"/>
+        </w:rPr>
+      </w:pPr>
+      <w:r>
+        <w:rPr>
+          <w:rFonts w:ascii="Times New Roman" w:hAnsi="Times New Roman" w:cs="Times New Roman"/>
+          <w:i/>
+          <w:iCs/>
+          <w:lang w:val="en-US"/>
+        </w:rPr>
+        <w:t>Ports = 80, 7001, 123, 443</w:t>
+      </w:r>
+    </w:p>
+    <w:p>
+      <w:pPr>
+        <w:rPr>
+          <w:rFonts w:ascii="Times New Roman" w:hAnsi="Times New Roman" w:cs="Times New Roman"/>
+          <w:lang w:val="en-US"/>
+        </w:rPr>
+      </w:pPr>
+      <w:r>
+        <w:rPr>
+          <w:rFonts w:ascii="Times New Roman" w:hAnsi="Times New Roman" w:cs="Times New Roman"/>
+          <w:lang w:val="en-US"/>
+        </w:rPr>
+        <w:t>This information provides additional context about the infrastructure publicly visible on the investigated IP.</w:t>
+      </w:r>
+    </w:p>
+    <w:p>
+      <w:pPr>
+        <w:rPr>
+          <w:rFonts w:ascii="Times New Roman" w:hAnsi="Times New Roman" w:cs="Times New Roman"/>
+          <w:lang w:val="en-US"/>
+        </w:rPr>
+      </w:pPr>
+      <w:r>
+        <w:rPr>
+          <w:rFonts w:ascii="Times New Roman" w:hAnsi="Times New Roman" w:cs="Times New Roman"/>
+          <w:lang w:val="en-US"/>
+        </w:rPr>
+        <w:t xml:space="preserve">Shodan provides information about observed Internet-facing services and infrastructure; it does not automatically prove that an IP address is a source of DDoS activity. </w:t>
+      </w:r>
+    </w:p>
+    <w:p>
+      <w:pPr>
+        <w:rPr>
+          <w:rFonts w:ascii="Times New Roman" w:hAnsi="Times New Roman" w:cs="Times New Roman"/>
+          <w:lang w:val="en-US"/>
+        </w:rPr>
+      </w:pPr>
+    </w:p>
+    <w:p>
+      <w:pPr>
         <w:rPr>
           <w:rFonts w:ascii="Times New Roman" w:hAnsi="Times New Roman" w:cs="Times New Roman"/>
           <w:b/>
           <w:bCs/>
-        </w:rPr>
-        <w:t>example</w:t>
-      </w:r>
-      <w:proofErr w:type="spellEnd"/>
+          <w:lang w:val="en-US"/>
+        </w:rPr>
+      </w:pPr>
       <w:r>
         <w:rPr>
           <w:rFonts w:ascii="Times New Roman" w:hAnsi="Times New Roman" w:cs="Times New Roman"/>
           <w:b/>
           <w:bCs/>
-        </w:rPr>
-        <w:t xml:space="preserve">, </w:t>
-      </w:r>
-      <w:proofErr w:type="spellStart"/>
+          <w:lang w:val="en-US"/>
+        </w:rPr>
+        <w:t>9. Combining Information from Multiple Sources</w:t>
+      </w:r>
+    </w:p>
+    <w:p>
+      <w:pPr>
+        <w:rPr>
+          <w:rFonts w:ascii="Times New Roman" w:hAnsi="Times New Roman" w:cs="Times New Roman"/>
+          <w:lang w:val="en-US"/>
+        </w:rPr>
+      </w:pPr>
+      <w:r>
+        <w:rPr>
+          <w:rFonts w:ascii="Times New Roman" w:hAnsi="Times New Roman" w:cs="Times New Roman"/>
+          <w:lang w:val="en-US"/>
+        </w:rPr>
+        <w:t>After enrichment, information from different sources can be combined to create a more complete profile of the same indicator.</w:t>
+      </w:r>
+    </w:p>
+    <w:p>
+      <w:pPr>
+        <w:rPr>
+          <w:rFonts w:ascii="Times New Roman" w:hAnsi="Times New Roman" w:cs="Times New Roman"/>
+          <w:lang w:val="en-US"/>
+        </w:rPr>
+      </w:pPr>
+      <w:r>
+        <w:rPr>
+          <w:rFonts w:ascii="Times New Roman" w:hAnsi="Times New Roman" w:cs="Times New Roman"/>
+          <w:lang w:val="en-US"/>
+        </w:rPr>
+        <w:t>For example, the IP address 47.107.224.89 was originally identified by ThreatFox as a ddos botnet c2 indicator. Additional information was then obtained from VirusTotal, including its country, ASN, AS owner, and detection results. Shodan provided further infrastructure information, including country, city, organization, ISP, ASN, and open ports.</w:t>
+      </w:r>
+    </w:p>
+    <w:p>
+      <w:pPr>
+        <w:rPr>
+          <w:rFonts w:ascii="Times New Roman" w:hAnsi="Times New Roman" w:cs="Times New Roman"/>
+          <w:lang w:val="en-US"/>
+        </w:rPr>
+      </w:pPr>
+      <w:r>
+        <w:rPr>
+          <w:rFonts w:ascii="Times New Roman" w:hAnsi="Times New Roman" w:cs="Times New Roman"/>
+          <w:lang w:val="en-US"/>
+        </w:rPr>
+        <w:t>Combining these results gives us a broader context for the investigated IP address and makes it more useful for further threat analysis.</w:t>
+      </w:r>
+    </w:p>
+    <w:p>
+      <w:pPr>
+        <w:rPr>
+          <w:rFonts w:ascii="Times New Roman" w:hAnsi="Times New Roman" w:cs="Times New Roman"/>
+          <w:lang w:val="en-US"/>
+        </w:rPr>
+      </w:pPr>
+      <w:r>
+        <w:rPr>
+          <w:rFonts w:ascii="Times New Roman" w:hAnsi="Times New Roman" w:cs="Times New Roman"/>
+          <w:lang w:val="en-US"/>
+        </w:rPr>
+        <w:lastRenderedPageBreak/>
+        <w:t xml:space="preserve">The purpose of this stage is to </w:t>
+      </w:r>
       <w:r>
         <w:rPr>
           <w:rFonts w:ascii="Times New Roman" w:hAnsi="Times New Roman" w:cs="Times New Roman"/>
           <w:b/>
           <w:bCs/>
-        </w:rPr>
-        <w:t>for</w:t>
-      </w:r>
-      <w:proofErr w:type="spellEnd"/>
-      <w:r>
+          <w:lang w:val="en-US"/>
+        </w:rPr>
+        <w:t>combine different views of the same indicator and preserve the context provided by each source</w:t>
+      </w:r>
+      <w:r>
+        <w:rPr>
+          <w:rFonts w:ascii="Times New Roman" w:hAnsi="Times New Roman" w:cs="Times New Roman"/>
+          <w:lang w:val="en-US"/>
+        </w:rPr>
+        <w:t>, rather than relying on information from a single source.</w:t>
+      </w:r>
+    </w:p>
+    <w:p>
+      <w:pPr>
         <w:rPr>
           <w:rFonts w:ascii="Times New Roman" w:hAnsi="Times New Roman" w:cs="Times New Roman"/>
           <w:b/>
           <w:bCs/>
-        </w:rPr>
-        <w:t>:</w:t>
-      </w:r>
-    </w:p>
-    <w:p>
-      <w:pPr>
-        <w:rPr>
-          <w:rFonts w:ascii="Times New Roman" w:hAnsi="Times New Roman" w:cs="Times New Roman"/>
-          <w:i/>
-          <w:iCs/>
-        </w:rPr>
-      </w:pPr>
-      <w:r>
-        <w:rPr>
-          <w:rFonts w:ascii="Times New Roman" w:hAnsi="Times New Roman" w:cs="Times New Roman"/>
-          <w:i/>
-          <w:iCs/>
-        </w:rPr>
-        <w:t>IP = 47.107.224.89</w:t>
-      </w:r>
-    </w:p>
-    <w:p>
-      <w:pPr>
-        <w:rPr>
-          <w:rFonts w:ascii="Times New Roman" w:hAnsi="Times New Roman" w:cs="Times New Roman"/>
-          <w:i/>
-          <w:iCs/>
-        </w:rPr>
-      </w:pPr>
-      <w:proofErr w:type="spellStart"/>
-      <w:r>
-        <w:rPr>
-          <w:rFonts w:ascii="Times New Roman" w:hAnsi="Times New Roman" w:cs="Times New Roman"/>
-          <w:i/>
-          <w:iCs/>
-        </w:rPr>
-        <w:t>the</w:t>
-      </w:r>
-      <w:proofErr w:type="spellEnd"/>
-      <w:r>
-        <w:rPr>
-          <w:rFonts w:ascii="Times New Roman" w:hAnsi="Times New Roman" w:cs="Times New Roman"/>
-          <w:i/>
-          <w:iCs/>
-        </w:rPr>
-        <w:t xml:space="preserve"> </w:t>
-      </w:r>
-      <w:proofErr w:type="spellStart"/>
-      <w:r>
-        <w:rPr>
-          <w:rFonts w:ascii="Times New Roman" w:hAnsi="Times New Roman" w:cs="Times New Roman"/>
-          <w:i/>
-          <w:iCs/>
-        </w:rPr>
-        <w:t>collected</w:t>
-      </w:r>
-      <w:proofErr w:type="spellEnd"/>
-      <w:r>
-        <w:rPr>
-          <w:rFonts w:ascii="Times New Roman" w:hAnsi="Times New Roman" w:cs="Times New Roman"/>
-          <w:i/>
-          <w:iCs/>
-        </w:rPr>
-        <w:t xml:space="preserve"> </w:t>
-      </w:r>
-      <w:proofErr w:type="spellStart"/>
-      <w:r>
-        <w:rPr>
-          <w:rFonts w:ascii="Times New Roman" w:hAnsi="Times New Roman" w:cs="Times New Roman"/>
-          <w:i/>
-          <w:iCs/>
-        </w:rPr>
-        <w:t>information</w:t>
-      </w:r>
-      <w:proofErr w:type="spellEnd"/>
-      <w:r>
-        <w:rPr>
-          <w:rFonts w:ascii="Times New Roman" w:hAnsi="Times New Roman" w:cs="Times New Roman"/>
-          <w:i/>
-          <w:iCs/>
-        </w:rPr>
-        <w:t xml:space="preserve"> </w:t>
-      </w:r>
-      <w:proofErr w:type="spellStart"/>
-      <w:r>
-        <w:rPr>
-          <w:rFonts w:ascii="Times New Roman" w:hAnsi="Times New Roman" w:cs="Times New Roman"/>
-          <w:i/>
-          <w:iCs/>
-        </w:rPr>
-        <w:t>includes</w:t>
-      </w:r>
-      <w:proofErr w:type="spellEnd"/>
-      <w:r>
-        <w:rPr>
-          <w:rFonts w:ascii="Times New Roman" w:hAnsi="Times New Roman" w:cs="Times New Roman"/>
-          <w:i/>
-          <w:iCs/>
-        </w:rPr>
-        <w:t>:</w:t>
-      </w:r>
-    </w:p>
-    <w:p>
-      <w:pPr>
-        <w:rPr>
-          <w:rFonts w:ascii="Times New Roman" w:hAnsi="Times New Roman" w:cs="Times New Roman"/>
-          <w:i/>
-          <w:iCs/>
-        </w:rPr>
-      </w:pPr>
-      <w:r>
-        <w:rPr>
-          <w:rFonts w:ascii="Times New Roman" w:hAnsi="Times New Roman" w:cs="Times New Roman"/>
-          <w:i/>
-          <w:iCs/>
-        </w:rPr>
-        <w:t>Country = China</w:t>
-      </w:r>
-    </w:p>
-    <w:p>
-      <w:pPr>
-        <w:rPr>
-          <w:rFonts w:ascii="Times New Roman" w:hAnsi="Times New Roman" w:cs="Times New Roman"/>
-          <w:i/>
-          <w:iCs/>
-        </w:rPr>
-      </w:pPr>
-      <w:r>
-        <w:rPr>
-          <w:rFonts w:ascii="Times New Roman" w:hAnsi="Times New Roman" w:cs="Times New Roman"/>
-          <w:i/>
-          <w:iCs/>
-        </w:rPr>
-        <w:t xml:space="preserve">City = </w:t>
-      </w:r>
-      <w:proofErr w:type="spellStart"/>
-      <w:r>
-        <w:rPr>
-          <w:rFonts w:ascii="Times New Roman" w:hAnsi="Times New Roman" w:cs="Times New Roman"/>
-          <w:i/>
-          <w:iCs/>
-        </w:rPr>
-        <w:t>Shenzhen</w:t>
-      </w:r>
-      <w:proofErr w:type="spellEnd"/>
-    </w:p>
-    <w:p>
-      <w:pPr>
-        <w:rPr>
-          <w:rFonts w:ascii="Times New Roman" w:hAnsi="Times New Roman" w:cs="Times New Roman"/>
-          <w:i/>
-          <w:iCs/>
-        </w:rPr>
-      </w:pPr>
-      <w:r>
-        <w:rPr>
-          <w:rFonts w:ascii="Times New Roman" w:hAnsi="Times New Roman" w:cs="Times New Roman"/>
-          <w:i/>
-          <w:iCs/>
-        </w:rPr>
-        <w:t xml:space="preserve">Organization = </w:t>
-      </w:r>
-      <w:proofErr w:type="spellStart"/>
-      <w:r>
-        <w:rPr>
-          <w:rFonts w:ascii="Times New Roman" w:hAnsi="Times New Roman" w:cs="Times New Roman"/>
-          <w:i/>
-          <w:iCs/>
-        </w:rPr>
-        <w:t>Aliyun</w:t>
-      </w:r>
-      <w:proofErr w:type="spellEnd"/>
-      <w:r>
-        <w:rPr>
-          <w:rFonts w:ascii="Times New Roman" w:hAnsi="Times New Roman" w:cs="Times New Roman"/>
-          <w:i/>
-          <w:iCs/>
-        </w:rPr>
-        <w:t xml:space="preserve"> Computing Co., LTD</w:t>
-      </w:r>
-    </w:p>
-    <w:p>
-      <w:pPr>
-        <w:rPr>
-          <w:rFonts w:ascii="Times New Roman" w:hAnsi="Times New Roman" w:cs="Times New Roman"/>
-          <w:i/>
-          <w:iCs/>
-          <w:lang w:val="en-US"/>
-        </w:rPr>
-      </w:pPr>
-      <w:r>
-        <w:rPr>
-          <w:rFonts w:ascii="Times New Roman" w:hAnsi="Times New Roman" w:cs="Times New Roman"/>
-          <w:i/>
-          <w:iCs/>
-          <w:lang w:val="en-US"/>
-        </w:rPr>
-        <w:t>ISP = Hangzhou Alibaba Advertising Co., Ltd</w:t>
-      </w:r>
-    </w:p>
-    <w:p>
-      <w:pPr>
-        <w:rPr>
-          <w:rFonts w:ascii="Times New Roman" w:hAnsi="Times New Roman" w:cs="Times New Roman"/>
-          <w:i/>
-          <w:iCs/>
-          <w:lang w:val="en-US"/>
-        </w:rPr>
-      </w:pPr>
-      <w:r>
-        <w:rPr>
-          <w:rFonts w:ascii="Times New Roman" w:hAnsi="Times New Roman" w:cs="Times New Roman"/>
-          <w:i/>
-          <w:iCs/>
-          <w:lang w:val="en-US"/>
-        </w:rPr>
-        <w:t>ASN = AS37963</w:t>
-      </w:r>
-    </w:p>
-    <w:p>
-      <w:pPr>
-        <w:rPr>
-          <w:rFonts w:ascii="Times New Roman" w:hAnsi="Times New Roman" w:cs="Times New Roman"/>
-          <w:i/>
-          <w:iCs/>
-          <w:lang w:val="en-US"/>
-        </w:rPr>
-      </w:pPr>
-      <w:r>
-        <w:rPr>
-          <w:rFonts w:ascii="Times New Roman" w:hAnsi="Times New Roman" w:cs="Times New Roman"/>
-          <w:i/>
-          <w:iCs/>
-          <w:lang w:val="en-US"/>
-        </w:rPr>
-        <w:t>Ports = 80, 7001, 123, 443</w:t>
-      </w:r>
-    </w:p>
-    <w:p>
-      <w:pPr>
-        <w:rPr>
-          <w:rFonts w:ascii="Times New Roman" w:hAnsi="Times New Roman" w:cs="Times New Roman"/>
-          <w:lang w:val="en-US"/>
-        </w:rPr>
-      </w:pPr>
-      <w:r>
-        <w:rPr>
-          <w:rFonts w:ascii="Times New Roman" w:hAnsi="Times New Roman" w:cs="Times New Roman"/>
-          <w:lang w:val="en-US"/>
-        </w:rPr>
-        <w:t>This information provides additional context about the infrastructure publicly visible on the investigated IP.</w:t>
-      </w:r>
-    </w:p>
-    <w:p>
-      <w:pPr>
-        <w:rPr>
-          <w:rFonts w:ascii="Times New Roman" w:hAnsi="Times New Roman" w:cs="Times New Roman"/>
-          <w:lang w:val="en-US"/>
-        </w:rPr>
-      </w:pPr>
-      <w:r>
-        <w:rPr>
-          <w:rFonts w:ascii="Times New Roman" w:hAnsi="Times New Roman" w:cs="Times New Roman"/>
-          <w:lang w:val="en-US"/>
-        </w:rPr>
-        <w:t xml:space="preserve">Shodan provides information about observed Internet-facing services and infrastructure; it does not automatically prove that an IP address is a source of DDoS activity. </w:t>
-      </w:r>
-    </w:p>
-    <w:p>
-      <w:pPr>
-        <w:rPr>
-          <w:rFonts w:ascii="Times New Roman" w:hAnsi="Times New Roman" w:cs="Times New Roman"/>
-        </w:rPr>
-      </w:pPr>
-    </w:p>
-    <w:p>
-      <w:pPr>
+          <w:lang w:val="en-US"/>
+        </w:rPr>
+      </w:pPr>
+      <w:r>
         <w:rPr>
           <w:rFonts w:ascii="Times New Roman" w:hAnsi="Times New Roman" w:cs="Times New Roman"/>
           <w:b/>
           <w:bCs/>
           <w:lang w:val="en-US"/>
         </w:rPr>
-      </w:pPr>
-      <w:r>
-        <w:rPr>
-          <w:rFonts w:ascii="Times New Roman" w:hAnsi="Times New Roman" w:cs="Times New Roman"/>
-          <w:b/>
-          <w:bCs/>
-          <w:lang w:val="en-US"/>
-        </w:rPr>
-        <w:t>9. Combining Information from Multiple Sources</w:t>
-      </w:r>
-    </w:p>
-    <w:p>
-      <w:pPr>
-        <w:rPr>
-          <w:rFonts w:ascii="Times New Roman" w:hAnsi="Times New Roman" w:cs="Times New Roman"/>
-          <w:lang w:val="en-US"/>
-        </w:rPr>
-      </w:pPr>
-      <w:r>
-        <w:rPr>
-          <w:rFonts w:ascii="Times New Roman" w:hAnsi="Times New Roman" w:cs="Times New Roman"/>
-          <w:lang w:val="en-US"/>
-        </w:rPr>
-        <w:t>After enrichment, information from different sources can be combined to create a more complete profile of the same indicator.</w:t>
-      </w:r>
-    </w:p>
-    <w:p>
-      <w:pPr>
-        <w:rPr>
-          <w:rFonts w:ascii="Times New Roman" w:hAnsi="Times New Roman" w:cs="Times New Roman"/>
-          <w:lang w:val="en-US"/>
-        </w:rPr>
-      </w:pPr>
-      <w:r>
-        <w:rPr>
-          <w:rFonts w:ascii="Times New Roman" w:hAnsi="Times New Roman" w:cs="Times New Roman"/>
-          <w:lang w:val="en-US"/>
-        </w:rPr>
-        <w:t xml:space="preserve">For example, the IP address 47.107.224.89 was originally identified by </w:t>
-      </w:r>
-      <w:proofErr w:type="spellStart"/>
-      <w:r>
-        <w:rPr>
-          <w:rFonts w:ascii="Times New Roman" w:hAnsi="Times New Roman" w:cs="Times New Roman"/>
-          <w:lang w:val="en-US"/>
-        </w:rPr>
-        <w:t>ThreatFox</w:t>
-      </w:r>
-      <w:proofErr w:type="spellEnd"/>
-      <w:r>
-        <w:rPr>
-          <w:rFonts w:ascii="Times New Roman" w:hAnsi="Times New Roman" w:cs="Times New Roman"/>
-          <w:lang w:val="en-US"/>
-        </w:rPr>
-        <w:t xml:space="preserve"> as a </w:t>
-      </w:r>
-      <w:proofErr w:type="spellStart"/>
-      <w:r>
-        <w:rPr>
-          <w:rFonts w:ascii="Times New Roman" w:hAnsi="Times New Roman" w:cs="Times New Roman"/>
-          <w:lang w:val="en-US"/>
-        </w:rPr>
-        <w:t>ddos</w:t>
-      </w:r>
-      <w:proofErr w:type="spellEnd"/>
-      <w:r>
-        <w:rPr>
-          <w:rFonts w:ascii="Times New Roman" w:hAnsi="Times New Roman" w:cs="Times New Roman"/>
-          <w:lang w:val="en-US"/>
-        </w:rPr>
-        <w:t xml:space="preserve"> botnet c2 indicator. Additional information was then obtained from </w:t>
-      </w:r>
-      <w:proofErr w:type="spellStart"/>
-      <w:r>
-        <w:rPr>
-          <w:rFonts w:ascii="Times New Roman" w:hAnsi="Times New Roman" w:cs="Times New Roman"/>
-          <w:lang w:val="en-US"/>
-        </w:rPr>
-        <w:t>VirusTotal</w:t>
-      </w:r>
-      <w:proofErr w:type="spellEnd"/>
-      <w:r>
-        <w:rPr>
-          <w:rFonts w:ascii="Times New Roman" w:hAnsi="Times New Roman" w:cs="Times New Roman"/>
-          <w:lang w:val="en-US"/>
-        </w:rPr>
-        <w:t>, including its country, ASN, AS owner, and detection results. Shodan provided further infrastructure information, including country, city, organization, ISP, ASN, and open ports.</w:t>
-      </w:r>
-    </w:p>
-    <w:p>
-      <w:pPr>
-        <w:rPr>
-          <w:rFonts w:ascii="Times New Roman" w:hAnsi="Times New Roman" w:cs="Times New Roman"/>
-          <w:lang w:val="en-US"/>
-        </w:rPr>
-      </w:pPr>
-      <w:r>
-        <w:rPr>
-          <w:rFonts w:ascii="Times New Roman" w:hAnsi="Times New Roman" w:cs="Times New Roman"/>
-          <w:lang w:val="en-US"/>
-        </w:rPr>
-        <w:t xml:space="preserve">Combining these results gives us a broader context for the </w:t>
-      </w:r>
-      <w:proofErr w:type="gramStart"/>
-      <w:r>
-        <w:rPr>
-          <w:rFonts w:ascii="Times New Roman" w:hAnsi="Times New Roman" w:cs="Times New Roman"/>
-          <w:lang w:val="en-US"/>
-        </w:rPr>
-        <w:t>investigated IP address</w:t>
-      </w:r>
-      <w:proofErr w:type="gramEnd"/>
-      <w:r>
-        <w:rPr>
-          <w:rFonts w:ascii="Times New Roman" w:hAnsi="Times New Roman" w:cs="Times New Roman"/>
-          <w:lang w:val="en-US"/>
-        </w:rPr>
-        <w:t xml:space="preserve"> and makes it more useful for further threat analysis.</w:t>
-      </w:r>
-    </w:p>
-    <w:p>
-      <w:pPr>
-        <w:rPr>
-          <w:rFonts w:ascii="Times New Roman" w:hAnsi="Times New Roman" w:cs="Times New Roman"/>
-        </w:rPr>
-      </w:pPr>
-      <w:r>
-        <w:rPr>
-          <w:rFonts w:ascii="Times New Roman" w:hAnsi="Times New Roman" w:cs="Times New Roman"/>
-          <w:lang w:val="en-US"/>
-        </w:rPr>
-        <w:lastRenderedPageBreak/>
-        <w:t xml:space="preserve">The purpose of this stage is to </w:t>
-      </w:r>
-      <w:r>
-        <w:rPr>
-          <w:rFonts w:ascii="Times New Roman" w:hAnsi="Times New Roman" w:cs="Times New Roman"/>
-          <w:b/>
-          <w:bCs/>
-          <w:lang w:val="en-US"/>
-        </w:rPr>
-        <w:t>combine different views of the same indicator and preserve the context provided by each source</w:t>
-      </w:r>
-      <w:r>
-        <w:rPr>
-          <w:rFonts w:ascii="Times New Roman" w:hAnsi="Times New Roman" w:cs="Times New Roman"/>
-          <w:lang w:val="en-US"/>
-        </w:rPr>
-        <w:t>, rather than relying on information from a single source.</w:t>
-      </w:r>
-    </w:p>
-    <w:p>
-      <w:pPr>
-        <w:rPr>
-          <w:rFonts w:ascii="Times New Roman" w:hAnsi="Times New Roman" w:cs="Times New Roman"/>
-          <w:b/>
-          <w:bCs/>
-          <w:lang w:val="en-US"/>
-        </w:rPr>
-      </w:pPr>
-      <w:r>
-        <w:rPr>
-          <w:rFonts w:ascii="Times New Roman" w:hAnsi="Times New Roman" w:cs="Times New Roman"/>
-          <w:b/>
-          <w:bCs/>
-          <w:lang w:val="en-US"/>
-        </w:rPr>
         <w:t>10. MISP</w:t>
       </w:r>
     </w:p>
@@ -4144,30 +3009,15 @@
       <w:pPr>
         <w:rPr>
           <w:rFonts w:ascii="Times New Roman" w:hAnsi="Times New Roman" w:cs="Times New Roman"/>
-        </w:rPr>
-      </w:pPr>
-      <w:r>
-        <w:rPr>
-          <w:rFonts w:ascii="Times New Roman" w:hAnsi="Times New Roman" w:cs="Times New Roman"/>
-          <w:lang w:val="en-US"/>
-        </w:rPr>
-        <w:t xml:space="preserve">In the project, the imported IP indicators are represented as Network activity attributes with the type </w:t>
-      </w:r>
-      <w:proofErr w:type="spellStart"/>
-      <w:r>
-        <w:rPr>
-          <w:rFonts w:ascii="Times New Roman" w:hAnsi="Times New Roman" w:cs="Times New Roman"/>
-          <w:lang w:val="en-US"/>
-        </w:rPr>
-        <w:t>ip-src</w:t>
-      </w:r>
-      <w:proofErr w:type="spellEnd"/>
-      <w:r>
-        <w:rPr>
-          <w:rFonts w:ascii="Times New Roman" w:hAnsi="Times New Roman" w:cs="Times New Roman"/>
-          <w:lang w:val="en-US"/>
-        </w:rPr>
-        <w:t>.</w:t>
+          <w:lang w:val="en-US"/>
+        </w:rPr>
+      </w:pPr>
+      <w:r>
+        <w:rPr>
+          <w:rFonts w:ascii="Times New Roman" w:hAnsi="Times New Roman" w:cs="Times New Roman"/>
+          <w:lang w:val="en-US"/>
+        </w:rPr>
+        <w:t>In the project, the imported IP indicators are represented as Network activity attributes with the type ip-src.</w:t>
       </w:r>
     </w:p>
     <w:p>
@@ -4251,23 +3101,13 @@
           <w:iCs/>
         </w:rPr>
       </w:pPr>
-      <w:proofErr w:type="spellStart"/>
-      <w:r>
-        <w:rPr>
-          <w:rFonts w:ascii="Times New Roman" w:hAnsi="Times New Roman" w:cs="Times New Roman"/>
-          <w:i/>
-          <w:iCs/>
-        </w:rPr>
-        <w:t>Date</w:t>
-      </w:r>
-      <w:proofErr w:type="spellEnd"/>
-      <w:r>
-        <w:rPr>
-          <w:rFonts w:ascii="Times New Roman" w:hAnsi="Times New Roman" w:cs="Times New Roman"/>
-          <w:i/>
-          <w:iCs/>
-        </w:rPr>
-        <w:t xml:space="preserve">; </w:t>
+      <w:r>
+        <w:rPr>
+          <w:rFonts w:ascii="Times New Roman" w:hAnsi="Times New Roman" w:cs="Times New Roman"/>
+          <w:i/>
+          <w:iCs/>
+        </w:rPr>
+        <w:t xml:space="preserve">Date; </w:t>
       </w:r>
     </w:p>
     <w:p>
@@ -4282,23 +3122,13 @@
           <w:iCs/>
         </w:rPr>
       </w:pPr>
-      <w:proofErr w:type="spellStart"/>
-      <w:r>
-        <w:rPr>
-          <w:rFonts w:ascii="Times New Roman" w:hAnsi="Times New Roman" w:cs="Times New Roman"/>
-          <w:i/>
-          <w:iCs/>
-        </w:rPr>
-        <w:t>Category</w:t>
-      </w:r>
-      <w:proofErr w:type="spellEnd"/>
-      <w:r>
-        <w:rPr>
-          <w:rFonts w:ascii="Times New Roman" w:hAnsi="Times New Roman" w:cs="Times New Roman"/>
-          <w:i/>
-          <w:iCs/>
-        </w:rPr>
-        <w:t xml:space="preserve">; </w:t>
+      <w:r>
+        <w:rPr>
+          <w:rFonts w:ascii="Times New Roman" w:hAnsi="Times New Roman" w:cs="Times New Roman"/>
+          <w:i/>
+          <w:iCs/>
+        </w:rPr>
+        <w:t xml:space="preserve">Category; </w:t>
       </w:r>
     </w:p>
     <w:p>
@@ -4355,23 +3185,13 @@
           <w:iCs/>
         </w:rPr>
       </w:pPr>
-      <w:proofErr w:type="spellStart"/>
-      <w:r>
-        <w:rPr>
-          <w:rFonts w:ascii="Times New Roman" w:hAnsi="Times New Roman" w:cs="Times New Roman"/>
-          <w:i/>
-          <w:iCs/>
-        </w:rPr>
-        <w:t>Tags</w:t>
-      </w:r>
-      <w:proofErr w:type="spellEnd"/>
-      <w:r>
-        <w:rPr>
-          <w:rFonts w:ascii="Times New Roman" w:hAnsi="Times New Roman" w:cs="Times New Roman"/>
-          <w:i/>
-          <w:iCs/>
-        </w:rPr>
-        <w:t xml:space="preserve">; </w:t>
+      <w:r>
+        <w:rPr>
+          <w:rFonts w:ascii="Times New Roman" w:hAnsi="Times New Roman" w:cs="Times New Roman"/>
+          <w:i/>
+          <w:iCs/>
+        </w:rPr>
+        <w:t xml:space="preserve">Tags; </w:t>
       </w:r>
     </w:p>
     <w:p>
@@ -4386,23 +3206,13 @@
           <w:iCs/>
         </w:rPr>
       </w:pPr>
-      <w:proofErr w:type="spellStart"/>
-      <w:r>
-        <w:rPr>
-          <w:rFonts w:ascii="Times New Roman" w:hAnsi="Times New Roman" w:cs="Times New Roman"/>
-          <w:i/>
-          <w:iCs/>
-        </w:rPr>
-        <w:t>Galaxies</w:t>
-      </w:r>
-      <w:proofErr w:type="spellEnd"/>
-      <w:r>
-        <w:rPr>
-          <w:rFonts w:ascii="Times New Roman" w:hAnsi="Times New Roman" w:cs="Times New Roman"/>
-          <w:i/>
-          <w:iCs/>
-        </w:rPr>
-        <w:t xml:space="preserve">; </w:t>
+      <w:r>
+        <w:rPr>
+          <w:rFonts w:ascii="Times New Roman" w:hAnsi="Times New Roman" w:cs="Times New Roman"/>
+          <w:i/>
+          <w:iCs/>
+        </w:rPr>
+        <w:t xml:space="preserve">Galaxies; </w:t>
       </w:r>
     </w:p>
     <w:p>
@@ -4417,23 +3227,13 @@
           <w:iCs/>
         </w:rPr>
       </w:pPr>
-      <w:proofErr w:type="spellStart"/>
-      <w:r>
-        <w:rPr>
-          <w:rFonts w:ascii="Times New Roman" w:hAnsi="Times New Roman" w:cs="Times New Roman"/>
-          <w:i/>
-          <w:iCs/>
-        </w:rPr>
-        <w:t>Comments</w:t>
-      </w:r>
-      <w:proofErr w:type="spellEnd"/>
-      <w:r>
-        <w:rPr>
-          <w:rFonts w:ascii="Times New Roman" w:hAnsi="Times New Roman" w:cs="Times New Roman"/>
-          <w:i/>
-          <w:iCs/>
-        </w:rPr>
-        <w:t xml:space="preserve">; </w:t>
+      <w:r>
+        <w:rPr>
+          <w:rFonts w:ascii="Times New Roman" w:hAnsi="Times New Roman" w:cs="Times New Roman"/>
+          <w:i/>
+          <w:iCs/>
+        </w:rPr>
+        <w:t xml:space="preserve">Comments; </w:t>
       </w:r>
     </w:p>
     <w:p>
@@ -4448,41 +3248,13 @@
           <w:iCs/>
         </w:rPr>
       </w:pPr>
-      <w:proofErr w:type="spellStart"/>
-      <w:r>
-        <w:rPr>
-          <w:rFonts w:ascii="Times New Roman" w:hAnsi="Times New Roman" w:cs="Times New Roman"/>
-          <w:i/>
-          <w:iCs/>
-        </w:rPr>
-        <w:t>Correlation</w:t>
-      </w:r>
-      <w:proofErr w:type="spellEnd"/>
-      <w:r>
-        <w:rPr>
-          <w:rFonts w:ascii="Times New Roman" w:hAnsi="Times New Roman" w:cs="Times New Roman"/>
-          <w:i/>
-          <w:iCs/>
-        </w:rPr>
-        <w:t xml:space="preserve"> </w:t>
-      </w:r>
-      <w:proofErr w:type="spellStart"/>
-      <w:r>
-        <w:rPr>
-          <w:rFonts w:ascii="Times New Roman" w:hAnsi="Times New Roman" w:cs="Times New Roman"/>
-          <w:i/>
-          <w:iCs/>
-        </w:rPr>
-        <w:t>settings</w:t>
-      </w:r>
-      <w:proofErr w:type="spellEnd"/>
-      <w:r>
-        <w:rPr>
-          <w:rFonts w:ascii="Times New Roman" w:hAnsi="Times New Roman" w:cs="Times New Roman"/>
-          <w:i/>
-          <w:iCs/>
-        </w:rPr>
-        <w:t xml:space="preserve">. </w:t>
+      <w:r>
+        <w:rPr>
+          <w:rFonts w:ascii="Times New Roman" w:hAnsi="Times New Roman" w:cs="Times New Roman"/>
+          <w:i/>
+          <w:iCs/>
+        </w:rPr>
+        <w:t xml:space="preserve">Correlation settings. </w:t>
       </w:r>
     </w:p>
     <w:p>
@@ -4512,41 +3284,13 @@
           <w:iCs/>
         </w:rPr>
       </w:pPr>
-      <w:proofErr w:type="spellStart"/>
-      <w:r>
-        <w:rPr>
-          <w:rFonts w:ascii="Times New Roman" w:hAnsi="Times New Roman" w:cs="Times New Roman"/>
-          <w:i/>
-          <w:iCs/>
-        </w:rPr>
-        <w:t>threat</w:t>
-      </w:r>
-      <w:proofErr w:type="spellEnd"/>
-      <w:r>
-        <w:rPr>
-          <w:rFonts w:ascii="Times New Roman" w:hAnsi="Times New Roman" w:cs="Times New Roman"/>
-          <w:i/>
-          <w:iCs/>
-        </w:rPr>
-        <w:t xml:space="preserve"> </w:t>
-      </w:r>
-      <w:proofErr w:type="spellStart"/>
-      <w:r>
-        <w:rPr>
-          <w:rFonts w:ascii="Times New Roman" w:hAnsi="Times New Roman" w:cs="Times New Roman"/>
-          <w:i/>
-          <w:iCs/>
-        </w:rPr>
-        <w:t>type</w:t>
-      </w:r>
-      <w:proofErr w:type="spellEnd"/>
-      <w:r>
-        <w:rPr>
-          <w:rFonts w:ascii="Times New Roman" w:hAnsi="Times New Roman" w:cs="Times New Roman"/>
-          <w:i/>
-          <w:iCs/>
-        </w:rPr>
-        <w:t xml:space="preserve">; </w:t>
+      <w:r>
+        <w:rPr>
+          <w:rFonts w:ascii="Times New Roman" w:hAnsi="Times New Roman" w:cs="Times New Roman"/>
+          <w:i/>
+          <w:iCs/>
+        </w:rPr>
+        <w:t xml:space="preserve">threat type; </w:t>
       </w:r>
     </w:p>
     <w:p>
@@ -4561,23 +3305,13 @@
           <w:iCs/>
         </w:rPr>
       </w:pPr>
-      <w:proofErr w:type="spellStart"/>
-      <w:r>
-        <w:rPr>
-          <w:rFonts w:ascii="Times New Roman" w:hAnsi="Times New Roman" w:cs="Times New Roman"/>
-          <w:i/>
-          <w:iCs/>
-        </w:rPr>
-        <w:t>source</w:t>
-      </w:r>
-      <w:proofErr w:type="spellEnd"/>
-      <w:r>
-        <w:rPr>
-          <w:rFonts w:ascii="Times New Roman" w:hAnsi="Times New Roman" w:cs="Times New Roman"/>
-          <w:i/>
-          <w:iCs/>
-        </w:rPr>
-        <w:t xml:space="preserve">; </w:t>
+      <w:r>
+        <w:rPr>
+          <w:rFonts w:ascii="Times New Roman" w:hAnsi="Times New Roman" w:cs="Times New Roman"/>
+          <w:i/>
+          <w:iCs/>
+        </w:rPr>
+        <w:t xml:space="preserve">source; </w:t>
       </w:r>
     </w:p>
     <w:p>
@@ -4592,41 +3326,13 @@
           <w:iCs/>
         </w:rPr>
       </w:pPr>
-      <w:proofErr w:type="spellStart"/>
-      <w:r>
-        <w:rPr>
-          <w:rFonts w:ascii="Times New Roman" w:hAnsi="Times New Roman" w:cs="Times New Roman"/>
-          <w:i/>
-          <w:iCs/>
-        </w:rPr>
-        <w:t>observation</w:t>
-      </w:r>
-      <w:proofErr w:type="spellEnd"/>
-      <w:r>
-        <w:rPr>
-          <w:rFonts w:ascii="Times New Roman" w:hAnsi="Times New Roman" w:cs="Times New Roman"/>
-          <w:i/>
-          <w:iCs/>
-        </w:rPr>
-        <w:t xml:space="preserve"> </w:t>
-      </w:r>
-      <w:proofErr w:type="spellStart"/>
-      <w:r>
-        <w:rPr>
-          <w:rFonts w:ascii="Times New Roman" w:hAnsi="Times New Roman" w:cs="Times New Roman"/>
-          <w:i/>
-          <w:iCs/>
-        </w:rPr>
-        <w:t>date</w:t>
-      </w:r>
-      <w:proofErr w:type="spellEnd"/>
-      <w:r>
-        <w:rPr>
-          <w:rFonts w:ascii="Times New Roman" w:hAnsi="Times New Roman" w:cs="Times New Roman"/>
-          <w:i/>
-          <w:iCs/>
-        </w:rPr>
-        <w:t xml:space="preserve">; </w:t>
+      <w:r>
+        <w:rPr>
+          <w:rFonts w:ascii="Times New Roman" w:hAnsi="Times New Roman" w:cs="Times New Roman"/>
+          <w:i/>
+          <w:iCs/>
+        </w:rPr>
+        <w:t xml:space="preserve">observation date; </w:t>
       </w:r>
     </w:p>
     <w:p>
@@ -4641,41 +3347,13 @@
           <w:iCs/>
         </w:rPr>
       </w:pPr>
-      <w:proofErr w:type="spellStart"/>
-      <w:r>
-        <w:rPr>
-          <w:rFonts w:ascii="Times New Roman" w:hAnsi="Times New Roman" w:cs="Times New Roman"/>
-          <w:i/>
-          <w:iCs/>
-        </w:rPr>
-        <w:t>VirusTotal</w:t>
-      </w:r>
-      <w:proofErr w:type="spellEnd"/>
-      <w:r>
-        <w:rPr>
-          <w:rFonts w:ascii="Times New Roman" w:hAnsi="Times New Roman" w:cs="Times New Roman"/>
-          <w:i/>
-          <w:iCs/>
-        </w:rPr>
-        <w:t xml:space="preserve"> </w:t>
-      </w:r>
-      <w:proofErr w:type="spellStart"/>
-      <w:r>
-        <w:rPr>
-          <w:rFonts w:ascii="Times New Roman" w:hAnsi="Times New Roman" w:cs="Times New Roman"/>
-          <w:i/>
-          <w:iCs/>
-        </w:rPr>
-        <w:t>information</w:t>
-      </w:r>
-      <w:proofErr w:type="spellEnd"/>
-      <w:r>
-        <w:rPr>
-          <w:rFonts w:ascii="Times New Roman" w:hAnsi="Times New Roman" w:cs="Times New Roman"/>
-          <w:i/>
-          <w:iCs/>
-        </w:rPr>
-        <w:t xml:space="preserve">; </w:t>
+      <w:r>
+        <w:rPr>
+          <w:rFonts w:ascii="Times New Roman" w:hAnsi="Times New Roman" w:cs="Times New Roman"/>
+          <w:i/>
+          <w:iCs/>
+        </w:rPr>
+        <w:t xml:space="preserve">VirusTotal information; </w:t>
       </w:r>
     </w:p>
     <w:p>
@@ -4690,41 +3368,13 @@
           <w:iCs/>
         </w:rPr>
       </w:pPr>
-      <w:proofErr w:type="spellStart"/>
-      <w:r>
-        <w:rPr>
-          <w:rFonts w:ascii="Times New Roman" w:hAnsi="Times New Roman" w:cs="Times New Roman"/>
-          <w:i/>
-          <w:iCs/>
-        </w:rPr>
-        <w:t>Shodan</w:t>
-      </w:r>
-      <w:proofErr w:type="spellEnd"/>
-      <w:r>
-        <w:rPr>
-          <w:rFonts w:ascii="Times New Roman" w:hAnsi="Times New Roman" w:cs="Times New Roman"/>
-          <w:i/>
-          <w:iCs/>
-        </w:rPr>
-        <w:t xml:space="preserve"> </w:t>
-      </w:r>
-      <w:proofErr w:type="spellStart"/>
-      <w:r>
-        <w:rPr>
-          <w:rFonts w:ascii="Times New Roman" w:hAnsi="Times New Roman" w:cs="Times New Roman"/>
-          <w:i/>
-          <w:iCs/>
-        </w:rPr>
-        <w:t>information</w:t>
-      </w:r>
-      <w:proofErr w:type="spellEnd"/>
-      <w:r>
-        <w:rPr>
-          <w:rFonts w:ascii="Times New Roman" w:hAnsi="Times New Roman" w:cs="Times New Roman"/>
-          <w:i/>
-          <w:iCs/>
-        </w:rPr>
-        <w:t xml:space="preserve">. </w:t>
+      <w:r>
+        <w:rPr>
+          <w:rFonts w:ascii="Times New Roman" w:hAnsi="Times New Roman" w:cs="Times New Roman"/>
+          <w:i/>
+          <w:iCs/>
+        </w:rPr>
+        <w:t xml:space="preserve">Shodan information. </w:t>
       </w:r>
     </w:p>
     <w:p>
@@ -4740,61 +3390,14 @@
           <w:lang w:val="en-US"/>
         </w:rPr>
         <w:lastRenderedPageBreak/>
-        <w:t xml:space="preserve">For example, the entry for 47.107.224.89 contains the original </w:t>
-      </w:r>
-      <w:proofErr w:type="spellStart"/>
-      <w:r>
-        <w:rPr>
-          <w:rFonts w:ascii="Times New Roman" w:hAnsi="Times New Roman" w:cs="Times New Roman"/>
-          <w:lang w:val="en-US"/>
-        </w:rPr>
-        <w:t>ddos</w:t>
-      </w:r>
-      <w:proofErr w:type="spellEnd"/>
-      <w:r>
-        <w:rPr>
-          <w:rFonts w:ascii="Times New Roman" w:hAnsi="Times New Roman" w:cs="Times New Roman"/>
-          <w:lang w:val="en-US"/>
-        </w:rPr>
-        <w:t xml:space="preserve"> botnet c2 classification from </w:t>
-      </w:r>
-      <w:proofErr w:type="spellStart"/>
-      <w:r>
-        <w:rPr>
-          <w:rFonts w:ascii="Times New Roman" w:hAnsi="Times New Roman" w:cs="Times New Roman"/>
-          <w:lang w:val="en-US"/>
-        </w:rPr>
-        <w:t>ThreatFox</w:t>
-      </w:r>
-      <w:proofErr w:type="spellEnd"/>
-      <w:r>
-        <w:rPr>
-          <w:rFonts w:ascii="Times New Roman" w:hAnsi="Times New Roman" w:cs="Times New Roman"/>
-          <w:lang w:val="en-US"/>
-        </w:rPr>
-        <w:t xml:space="preserve"> together with </w:t>
-      </w:r>
-      <w:proofErr w:type="spellStart"/>
-      <w:r>
-        <w:rPr>
-          <w:rFonts w:ascii="Times New Roman" w:hAnsi="Times New Roman" w:cs="Times New Roman"/>
-          <w:lang w:val="en-US"/>
-        </w:rPr>
-        <w:t>VirusTotal</w:t>
-      </w:r>
-      <w:proofErr w:type="spellEnd"/>
-      <w:r>
-        <w:rPr>
-          <w:rFonts w:ascii="Times New Roman" w:hAnsi="Times New Roman" w:cs="Times New Roman"/>
-          <w:lang w:val="en-US"/>
-        </w:rPr>
-        <w:t xml:space="preserve"> and Shodan enrichment data.</w:t>
-      </w:r>
-    </w:p>
-    <w:p>
-      <w:pPr>
-        <w:rPr>
-          <w:rFonts w:ascii="Times New Roman" w:hAnsi="Times New Roman" w:cs="Times New Roman"/>
+        <w:t>For example, the entry for 47.107.224.89 contains the original ddos botnet c2 classification from ThreatFox together with VirusTotal and Shodan enrichment data.</w:t>
+      </w:r>
+    </w:p>
+    <w:p>
+      <w:pPr>
+        <w:rPr>
+          <w:rFonts w:ascii="Times New Roman" w:hAnsi="Times New Roman" w:cs="Times New Roman"/>
+          <w:lang w:val="en-US"/>
         </w:rPr>
       </w:pPr>
       <w:r>
@@ -4836,33 +3439,16 @@
           <w:rFonts w:ascii="Times New Roman" w:hAnsi="Times New Roman" w:cs="Times New Roman"/>
           <w:lang w:val="en-US"/>
         </w:rPr>
-        <w:t xml:space="preserve">The current </w:t>
-      </w:r>
-      <w:proofErr w:type="gramStart"/>
-      <w:r>
-        <w:rPr>
-          <w:rFonts w:ascii="Times New Roman" w:hAnsi="Times New Roman" w:cs="Times New Roman"/>
-          <w:lang w:val="en-US"/>
-        </w:rPr>
-        <w:t>Week 3 workflow</w:t>
-      </w:r>
-      <w:proofErr w:type="gramEnd"/>
-      <w:r>
-        <w:rPr>
-          <w:rFonts w:ascii="Times New Roman" w:hAnsi="Times New Roman" w:cs="Times New Roman"/>
-          <w:lang w:val="en-US"/>
-        </w:rPr>
-        <w:t xml:space="preserve"> can be summarized as:</w:t>
-      </w:r>
-    </w:p>
-    <w:p>
-      <w:pPr>
-        <w:rPr>
-          <w:rFonts w:ascii="Times New Roman" w:hAnsi="Times New Roman" w:cs="Times New Roman"/>
-          <w:lang w:val="en-US"/>
-        </w:rPr>
-      </w:pPr>
-      <w:proofErr w:type="spellStart"/>
+        <w:t>The current Week 3 workflow can be summarized as:</w:t>
+      </w:r>
+    </w:p>
+    <w:p>
+      <w:pPr>
+        <w:rPr>
+          <w:rFonts w:ascii="Times New Roman" w:hAnsi="Times New Roman" w:cs="Times New Roman"/>
+          <w:lang w:val="en-US"/>
+        </w:rPr>
+      </w:pPr>
       <w:r>
         <w:rPr>
           <w:rFonts w:ascii="Times New Roman" w:hAnsi="Times New Roman" w:cs="Times New Roman"/>
@@ -4870,12 +3456,12 @@
         </w:rPr>
         <w:t>ThreatFox</w:t>
       </w:r>
-      <w:proofErr w:type="spellEnd"/>
-    </w:p>
-    <w:p>
-      <w:pPr>
-        <w:rPr>
-          <w:rFonts w:ascii="Times New Roman" w:hAnsi="Times New Roman" w:cs="Times New Roman"/>
+    </w:p>
+    <w:p>
+      <w:pPr>
+        <w:rPr>
+          <w:rFonts w:ascii="Times New Roman" w:hAnsi="Times New Roman" w:cs="Times New Roman"/>
+          <w:lang w:val="en-US"/>
         </w:rPr>
       </w:pPr>
       <w:r>
@@ -4953,21 +3539,12 @@
           <w:lang w:val="en-US"/>
         </w:rPr>
       </w:pPr>
-      <w:proofErr w:type="spellStart"/>
-      <w:r>
-        <w:rPr>
-          <w:rFonts w:ascii="Times New Roman" w:hAnsi="Times New Roman" w:cs="Times New Roman"/>
-          <w:lang w:val="en-US"/>
-        </w:rPr>
-        <w:t>VirusTotal</w:t>
-      </w:r>
-      <w:proofErr w:type="spellEnd"/>
-      <w:r>
-        <w:rPr>
-          <w:rFonts w:ascii="Times New Roman" w:hAnsi="Times New Roman" w:cs="Times New Roman"/>
-          <w:lang w:val="en-US"/>
-        </w:rPr>
-        <w:t xml:space="preserve"> + Shodan Enrichment</w:t>
+      <w:r>
+        <w:rPr>
+          <w:rFonts w:ascii="Times New Roman" w:hAnsi="Times New Roman" w:cs="Times New Roman"/>
+          <w:lang w:val="en-US"/>
+        </w:rPr>
+        <w:t>VirusTotal + Shodan Enrichment</w:t>
       </w:r>
     </w:p>
     <w:p>
@@ -5084,25 +3661,7 @@
           <w:i/>
           <w:iCs/>
         </w:rPr>
-        <w:t xml:space="preserve">AS </w:t>
-      </w:r>
-      <w:proofErr w:type="spellStart"/>
-      <w:r>
-        <w:rPr>
-          <w:rFonts w:ascii="Times New Roman" w:hAnsi="Times New Roman" w:cs="Times New Roman"/>
-          <w:i/>
-          <w:iCs/>
-        </w:rPr>
-        <w:t>owner</w:t>
-      </w:r>
-      <w:proofErr w:type="spellEnd"/>
-      <w:r>
-        <w:rPr>
-          <w:rFonts w:ascii="Times New Roman" w:hAnsi="Times New Roman" w:cs="Times New Roman"/>
-          <w:i/>
-          <w:iCs/>
-        </w:rPr>
-        <w:t xml:space="preserve">; </w:t>
+        <w:t xml:space="preserve">AS owner; </w:t>
       </w:r>
     </w:p>
     <w:p>
@@ -5117,23 +3676,13 @@
           <w:iCs/>
         </w:rPr>
       </w:pPr>
-      <w:proofErr w:type="spellStart"/>
-      <w:r>
-        <w:rPr>
-          <w:rFonts w:ascii="Times New Roman" w:hAnsi="Times New Roman" w:cs="Times New Roman"/>
-          <w:i/>
-          <w:iCs/>
-        </w:rPr>
-        <w:t>country</w:t>
-      </w:r>
-      <w:proofErr w:type="spellEnd"/>
-      <w:r>
-        <w:rPr>
-          <w:rFonts w:ascii="Times New Roman" w:hAnsi="Times New Roman" w:cs="Times New Roman"/>
-          <w:i/>
-          <w:iCs/>
-        </w:rPr>
-        <w:t xml:space="preserve">; </w:t>
+      <w:r>
+        <w:rPr>
+          <w:rFonts w:ascii="Times New Roman" w:hAnsi="Times New Roman" w:cs="Times New Roman"/>
+          <w:i/>
+          <w:iCs/>
+        </w:rPr>
+        <w:t xml:space="preserve">country; </w:t>
       </w:r>
     </w:p>
     <w:p>
@@ -5148,23 +3697,13 @@
           <w:iCs/>
         </w:rPr>
       </w:pPr>
-      <w:proofErr w:type="spellStart"/>
-      <w:r>
-        <w:rPr>
-          <w:rFonts w:ascii="Times New Roman" w:hAnsi="Times New Roman" w:cs="Times New Roman"/>
-          <w:i/>
-          <w:iCs/>
-        </w:rPr>
-        <w:t>organization</w:t>
-      </w:r>
-      <w:proofErr w:type="spellEnd"/>
-      <w:r>
-        <w:rPr>
-          <w:rFonts w:ascii="Times New Roman" w:hAnsi="Times New Roman" w:cs="Times New Roman"/>
-          <w:i/>
-          <w:iCs/>
-        </w:rPr>
-        <w:t xml:space="preserve">; </w:t>
+      <w:r>
+        <w:rPr>
+          <w:rFonts w:ascii="Times New Roman" w:hAnsi="Times New Roman" w:cs="Times New Roman"/>
+          <w:i/>
+          <w:iCs/>
+        </w:rPr>
+        <w:t xml:space="preserve">organization; </w:t>
       </w:r>
     </w:p>
     <w:p>
@@ -5200,41 +3739,13 @@
           <w:iCs/>
         </w:rPr>
       </w:pPr>
-      <w:proofErr w:type="spellStart"/>
-      <w:r>
-        <w:rPr>
-          <w:rFonts w:ascii="Times New Roman" w:hAnsi="Times New Roman" w:cs="Times New Roman"/>
-          <w:i/>
-          <w:iCs/>
-        </w:rPr>
-        <w:t>open</w:t>
-      </w:r>
-      <w:proofErr w:type="spellEnd"/>
-      <w:r>
-        <w:rPr>
-          <w:rFonts w:ascii="Times New Roman" w:hAnsi="Times New Roman" w:cs="Times New Roman"/>
-          <w:i/>
-          <w:iCs/>
-        </w:rPr>
-        <w:t xml:space="preserve"> </w:t>
-      </w:r>
-      <w:proofErr w:type="spellStart"/>
-      <w:r>
-        <w:rPr>
-          <w:rFonts w:ascii="Times New Roman" w:hAnsi="Times New Roman" w:cs="Times New Roman"/>
-          <w:i/>
-          <w:iCs/>
-        </w:rPr>
-        <w:t>ports</w:t>
-      </w:r>
-      <w:proofErr w:type="spellEnd"/>
-      <w:r>
-        <w:rPr>
-          <w:rFonts w:ascii="Times New Roman" w:hAnsi="Times New Roman" w:cs="Times New Roman"/>
-          <w:i/>
-          <w:iCs/>
-        </w:rPr>
-        <w:t xml:space="preserve">; </w:t>
+      <w:r>
+        <w:rPr>
+          <w:rFonts w:ascii="Times New Roman" w:hAnsi="Times New Roman" w:cs="Times New Roman"/>
+          <w:i/>
+          <w:iCs/>
+        </w:rPr>
+        <w:t xml:space="preserve">open ports; </w:t>
       </w:r>
     </w:p>
     <w:p>
@@ -5249,23 +3760,13 @@
           <w:iCs/>
         </w:rPr>
       </w:pPr>
-      <w:proofErr w:type="spellStart"/>
-      <w:r>
-        <w:rPr>
-          <w:rFonts w:ascii="Times New Roman" w:hAnsi="Times New Roman" w:cs="Times New Roman"/>
-          <w:i/>
-          <w:iCs/>
-        </w:rPr>
-        <w:t>reputation</w:t>
-      </w:r>
-      <w:proofErr w:type="spellEnd"/>
-      <w:r>
-        <w:rPr>
-          <w:rFonts w:ascii="Times New Roman" w:hAnsi="Times New Roman" w:cs="Times New Roman"/>
-          <w:i/>
-          <w:iCs/>
-        </w:rPr>
-        <w:t xml:space="preserve">; </w:t>
+      <w:r>
+        <w:rPr>
+          <w:rFonts w:ascii="Times New Roman" w:hAnsi="Times New Roman" w:cs="Times New Roman"/>
+          <w:i/>
+          <w:iCs/>
+        </w:rPr>
+        <w:t xml:space="preserve">reputation; </w:t>
       </w:r>
     </w:p>
     <w:p>
@@ -5280,41 +3781,13 @@
           <w:iCs/>
         </w:rPr>
       </w:pPr>
-      <w:proofErr w:type="spellStart"/>
-      <w:r>
-        <w:rPr>
-          <w:rFonts w:ascii="Times New Roman" w:hAnsi="Times New Roman" w:cs="Times New Roman"/>
-          <w:i/>
-          <w:iCs/>
-        </w:rPr>
-        <w:t>detection</w:t>
-      </w:r>
-      <w:proofErr w:type="spellEnd"/>
-      <w:r>
-        <w:rPr>
-          <w:rFonts w:ascii="Times New Roman" w:hAnsi="Times New Roman" w:cs="Times New Roman"/>
-          <w:i/>
-          <w:iCs/>
-        </w:rPr>
-        <w:t xml:space="preserve"> </w:t>
-      </w:r>
-      <w:proofErr w:type="spellStart"/>
-      <w:r>
-        <w:rPr>
-          <w:rFonts w:ascii="Times New Roman" w:hAnsi="Times New Roman" w:cs="Times New Roman"/>
-          <w:i/>
-          <w:iCs/>
-        </w:rPr>
-        <w:t>information</w:t>
-      </w:r>
-      <w:proofErr w:type="spellEnd"/>
-      <w:r>
-        <w:rPr>
-          <w:rFonts w:ascii="Times New Roman" w:hAnsi="Times New Roman" w:cs="Times New Roman"/>
-          <w:i/>
-          <w:iCs/>
-        </w:rPr>
-        <w:t xml:space="preserve">. </w:t>
+      <w:r>
+        <w:rPr>
+          <w:rFonts w:ascii="Times New Roman" w:hAnsi="Times New Roman" w:cs="Times New Roman"/>
+          <w:i/>
+          <w:iCs/>
+        </w:rPr>
+        <w:t xml:space="preserve">detection information. </w:t>
       </w:r>
     </w:p>
     <w:p>
@@ -5336,6 +3809,7 @@
       <w:pPr>
         <w:rPr>
           <w:rFonts w:ascii="Times New Roman" w:hAnsi="Times New Roman" w:cs="Times New Roman"/>
+          <w:lang w:val="en-US"/>
         </w:rPr>
       </w:pPr>
     </w:p>
@@ -5386,70 +3860,22 @@
           <w:lang w:val="en-US"/>
         </w:rPr>
         <w:lastRenderedPageBreak/>
-        <w:t xml:space="preserve">First, domains, URLs, and IP addresses related to botnet infrastructure were collected from </w:t>
-      </w:r>
-      <w:proofErr w:type="spellStart"/>
-      <w:r>
-        <w:rPr>
-          <w:rFonts w:ascii="Times New Roman" w:hAnsi="Times New Roman" w:cs="Times New Roman"/>
-          <w:lang w:val="en-US"/>
-        </w:rPr>
-        <w:t>ThreatFox</w:t>
-      </w:r>
-      <w:proofErr w:type="spellEnd"/>
-      <w:r>
-        <w:rPr>
-          <w:rFonts w:ascii="Times New Roman" w:hAnsi="Times New Roman" w:cs="Times New Roman"/>
-          <w:lang w:val="en-US"/>
-        </w:rPr>
-        <w:t xml:space="preserve">. Relevant IP indicators, including indicators classified as </w:t>
-      </w:r>
-      <w:proofErr w:type="spellStart"/>
-      <w:r>
-        <w:rPr>
-          <w:rFonts w:ascii="Times New Roman" w:hAnsi="Times New Roman" w:cs="Times New Roman"/>
-          <w:lang w:val="en-US"/>
-        </w:rPr>
-        <w:t>ddos</w:t>
-      </w:r>
-      <w:proofErr w:type="spellEnd"/>
-      <w:r>
-        <w:rPr>
-          <w:rFonts w:ascii="Times New Roman" w:hAnsi="Times New Roman" w:cs="Times New Roman"/>
-          <w:lang w:val="en-US"/>
-        </w:rPr>
-        <w:t xml:space="preserve"> botnet c2, were then identified for further analysis.</w:t>
-      </w:r>
-    </w:p>
-    <w:p>
-      <w:pPr>
-        <w:rPr>
-          <w:rFonts w:ascii="Times New Roman" w:hAnsi="Times New Roman" w:cs="Times New Roman"/>
-          <w:lang w:val="en-US"/>
-        </w:rPr>
-      </w:pPr>
-      <w:r>
-        <w:rPr>
-          <w:rFonts w:ascii="Times New Roman" w:hAnsi="Times New Roman" w:cs="Times New Roman"/>
-          <w:lang w:val="en-US"/>
-        </w:rPr>
-        <w:t xml:space="preserve">The selected IP indicators were enriched with additional information from </w:t>
-      </w:r>
-      <w:proofErr w:type="spellStart"/>
-      <w:r>
-        <w:rPr>
-          <w:rFonts w:ascii="Times New Roman" w:hAnsi="Times New Roman" w:cs="Times New Roman"/>
-          <w:lang w:val="en-US"/>
-        </w:rPr>
-        <w:t>VirusTotal</w:t>
-      </w:r>
-      <w:proofErr w:type="spellEnd"/>
-      <w:r>
-        <w:rPr>
-          <w:rFonts w:ascii="Times New Roman" w:hAnsi="Times New Roman" w:cs="Times New Roman"/>
-          <w:lang w:val="en-US"/>
-        </w:rPr>
-        <w:t xml:space="preserve"> and Shodan. The resulting context included ASN, AS owner, geographic information, organization, ISP, open ports, and reputation or detection data.</w:t>
+        <w:t>First, domains, URLs, and IP addresses related to botnet infrastructure were collected from ThreatFox. Relevant IP indicators, including indicators classified as ddos botnet c2, were then identified for further analysis.</w:t>
+      </w:r>
+    </w:p>
+    <w:p>
+      <w:pPr>
+        <w:rPr>
+          <w:rFonts w:ascii="Times New Roman" w:hAnsi="Times New Roman" w:cs="Times New Roman"/>
+          <w:lang w:val="en-US"/>
+        </w:rPr>
+      </w:pPr>
+      <w:r>
+        <w:rPr>
+          <w:rFonts w:ascii="Times New Roman" w:hAnsi="Times New Roman" w:cs="Times New Roman"/>
+          <w:lang w:val="en-US"/>
+        </w:rPr>
+        <w:t>The selected IP indicators were enriched with additional information from VirusTotal and Shodan. The resulting context included ASN, AS owner, geographic information, organization, ISP, open ports, and reputation or detection data.</w:t>
       </w:r>
     </w:p>
     <w:p>
@@ -5515,23 +3941,7 @@
           <w:rFonts w:ascii="Times New Roman" w:hAnsi="Times New Roman" w:cs="Times New Roman"/>
           <w:lang w:val="en-US"/>
         </w:rPr>
-        <w:t xml:space="preserve"> </w:t>
-      </w:r>
-      <w:proofErr w:type="gramStart"/>
-      <w:r>
-        <w:rPr>
-          <w:rFonts w:ascii="Times New Roman" w:hAnsi="Times New Roman" w:cs="Times New Roman"/>
-          <w:lang w:val="en-US"/>
-        </w:rPr>
-        <w:t>Pre-processing</w:t>
-      </w:r>
-      <w:proofErr w:type="gramEnd"/>
-      <w:r>
-        <w:rPr>
-          <w:rFonts w:ascii="Times New Roman" w:hAnsi="Times New Roman" w:cs="Times New Roman"/>
-          <w:lang w:val="en-US"/>
-        </w:rPr>
-        <w:t xml:space="preserve"> </w:t>
+        <w:t xml:space="preserve"> Pre-processing </w:t>
       </w:r>
       <w:r>
         <w:rPr>
